--- a/Manual_SITAC_NBQ.docx
+++ b/Manual_SITAC_NBQ.docx
@@ -205,7 +205,7 @@
         <w:spacing w:after="120"/>
       </w:pPr>
       <w:r>
-        <w:t xml:space="preserve">La interfaz se organiza en pantallas separadas para uso táctil en campo y dispone de un asistente guiado de cuatro pasos para conducir la intervención desde la identificación hasta la orden.</w:t>
+        <w:t xml:space="preserve">La interfaz se organiza en pantallas separadas para uso táctil en campo y dispone de un asistente guiado de seis pasos para conducir la intervención desde la identificación hasta la orden.</w:t>
       </w:r>
     </w:p>
     <w:tbl>
@@ -776,7 +776,7 @@
         <w:spacing w:after="120"/>
       </w:pPr>
       <w:r>
-        <w:t xml:space="preserve">La aplicación está diseñada para guiar la intervención de principio a fin con un único hilo conductor, evitando el desplazamiento y la duplicidad de datos entre pantallas. El recorrido es: pantalla de bienvenida, asistente de siete pasos y, una vez obtenido el resultado, un menú de operación con las cinco áreas de trabajo.</w:t>
+        <w:t xml:space="preserve">La aplicación está diseñada para guiar la intervención de principio a fin con un único hilo conductor, evitando el desplazamiento y la duplicidad de datos entre pantallas. El recorrido es: pantalla de bienvenida, asistente de seis pasos y, una vez obtenido el resultado, un menú de operación con las áreas de trabajo.</w:t>
       </w:r>
     </w:p>
     <w:p>
@@ -800,7 +800,7 @@
         <w:pStyle w:val="Heading2"/>
       </w:pPr>
       <w:r>
-        <w:t xml:space="preserve">3.2 Asistente guiado de siete pasos</w:t>
+        <w:t xml:space="preserve">3.2 Asistente guiado de seis pasos</w:t>
       </w:r>
     </w:p>
     <w:p>
@@ -891,15 +891,10 @@
     </w:p>
     <w:p>
       <w:pPr>
-        <w:pStyle w:val="ListParagraph"/>
-        <w:numPr>
-          <w:ilvl w:val="0"/>
-          <w:numId w:val="3"/>
-        </w:numPr>
-        <w:spacing w:after="60"/>
-      </w:pPr>
-      <w:r>
-        <w:t xml:space="preserve">Resultado: semáforo de nivel de riesgo. Un único botón «Continuar» da paso al menú de operación.</w:t>
+        <w:spacing w:after="120"/>
+      </w:pPr>
+      <w:r>
+        <w:t xml:space="preserve">Al finalizar los seis pasos, la aplicación muestra el resultado: un semáforo de nivel de riesgo. Un único botón «Continuar» da paso al menú de operación.</w:t>
       </w:r>
     </w:p>
     <w:p>
@@ -1209,7 +1204,7 @@
         <w:pStyle w:val="Heading2"/>
       </w:pPr>
       <w:r>
-        <w:t xml:space="preserve">4.4 Cobertura del sensor y recomendación de equipo</w:t>
+        <w:t xml:space="preserve">4.3 Cobertura del sensor y recomendación de equipo</w:t>
       </w:r>
     </w:p>
     <w:p>
@@ -1497,7 +1492,7 @@
         <w:pStyle w:val="Heading2"/>
       </w:pPr>
       <w:r>
-        <w:t xml:space="preserve">4.5 Probabilidad de corroboración y ppm esperadas</w:t>
+        <w:t xml:space="preserve">4.4 Probabilidad de corroboración y ppm esperadas</w:t>
       </w:r>
     </w:p>
     <w:p>
@@ -1513,7 +1508,7 @@
         <w:pStyle w:val="Heading2"/>
       </w:pPr>
       <w:r>
-        <w:t xml:space="preserve">4.6 Subproductos de reacción según el contenedor</w:t>
+        <w:t xml:space="preserve">4.5 Subproductos de reacción según el contenedor</w:t>
       </w:r>
     </w:p>
     <w:p>
@@ -1583,7 +1578,7 @@
         <w:pStyle w:val="Heading2"/>
       </w:pPr>
       <w:r>
-        <w:t xml:space="preserve">4.7 Sensor MPS: medición en % LEL, no en ppm</w:t>
+        <w:t xml:space="preserve">4.6 Sensor MPS: medición en % LEL, no en ppm</w:t>
       </w:r>
     </w:p>
     <w:p>
@@ -3677,7 +3672,7 @@
         <w:spacing w:after="60"/>
       </w:pPr>
       <w:r>
-        <w:t xml:space="preserve">Asistente guiado «Nueva intervención» en cuatro pasos de un solo foco: sustancia, meteorología, riesgo y reacciones, y equipos y lecturas.</w:t>
+        <w:t xml:space="preserve">Asistente guiado «Nueva intervención» en seis pasos de un solo foco: sustancia, meteorología, riesgo y reacciones, equipos y lecturas, sector y modelo de dispersión.</w:t>
       </w:r>
     </w:p>
     <w:p>
@@ -4165,7 +4160,7 @@
                 <w:sz w:val="19"/>
                 <w:szCs w:val="19"/>
               </w:rPr>
-              <w:t xml:space="preserve">≥ AEGL-2 / AEGL-3</w:t>
+              <w:t xml:space="preserve">≥ AEGL-2</w:t>
             </w:r>
           </w:p>
         </w:tc>
@@ -4285,7 +4280,7 @@
                 <w:sz w:val="19"/>
                 <w:szCs w:val="19"/>
               </w:rPr>
-              <w:t xml:space="preserve">Crítico / sin confirmar</w:t>
+              <w:t xml:space="preserve">≥ AEGL-3 (o sin confirmar)</w:t>
             </w:r>
           </w:p>
         </w:tc>
@@ -4439,7 +4434,7 @@
         <w:spacing w:after="120"/>
       </w:pPr>
       <w:r>
-        <w:t xml:space="preserve">La aplicación incluye más de cincuenta sustancias, organizadas en tres grupos.</w:t>
+        <w:t xml:space="preserve">La aplicación incluye ochenta y cinco sustancias, organizadas por familias. A los grupos básicos se suman las ampliaciones de las Fases 1 y 2 descritas en el capítulo 12.</w:t>
       </w:r>
     </w:p>
     <w:p>
@@ -6180,7 +6175,7 @@
         <w:pStyle w:val="Heading2"/>
       </w:pPr>
       <w:r>
-        <w:t xml:space="preserve">11.1 Sector de transporte por carretera y ferrocarril</w:t>
+        <w:t xml:space="preserve">11.4 Sector de transporte por carretera y ferrocarril</w:t>
       </w:r>
     </w:p>
     <w:p>
@@ -6201,7 +6196,7 @@
         <w:pStyle w:val="Heading1"/>
       </w:pPr>
       <w:r>
-        <w:t xml:space="preserve">12. Alcance del modelo de dispersión</w:t>
+        <w:t xml:space="preserve">12. Ampliación de la base de datos y evaluación avanzada</w:t>
       </w:r>
     </w:p>
     <w:p>
@@ -6209,6 +6204,2134 @@
         <w:spacing w:after="120"/>
       </w:pPr>
       <w:r>
+        <w:t xml:space="preserve">La base de datos se ha ampliado a ochenta y cinco sustancias mediante dos fases enfocadas en el tejido industrial español (petroquímica y química básica de Tarragona, Huelva y Cartagena; tratamiento de aguas). Esta ampliación introdujo además lógica nueva de dictamen que se describe a continuación.</w:t>
+      </w:r>
+    </w:p>
+    <w:p>
+      <w:pPr>
+        <w:pStyle w:val="Heading2"/>
+      </w:pPr>
+      <w:r>
+        <w:t xml:space="preserve">12.1 Fase 1 — Petroquímica y química básica (sustancias que forman nube)</w:t>
+      </w:r>
+    </w:p>
+    <w:p>
+      <w:pPr>
+        <w:spacing w:after="120"/>
+      </w:pPr>
+      <w:r>
+        <w:t xml:space="preserve">Doce sustancias frecuentes en intervención real que generan nube peligrosa (las once de la petroquímica y química básica, más el ácido fluorhídrico en disolución incorporado por su relevancia en intervención), cada una con el juego completo de datos: peso molecular, densidad de vapor, densidad líquida, presión de vapor, límite de explosividad, umbrales AEGL contrastados con la EPA, sensor principal y, en los gases licuados, datos de flash adiabático.</w:t>
+      </w:r>
+    </w:p>
+    <w:tbl>
+      <w:tblPr>
+        <w:tblW w:type="dxa" w:w="9360"/>
+        <w:tblBorders>
+          <w:top w:val="single" w:color="auto" w:sz="4"/>
+          <w:left w:val="single" w:color="auto" w:sz="4"/>
+          <w:bottom w:val="single" w:color="auto" w:sz="4"/>
+          <w:right w:val="single" w:color="auto" w:sz="4"/>
+          <w:insideH w:val="single" w:color="auto" w:sz="4"/>
+          <w:insideV w:val="single" w:color="auto" w:sz="4"/>
+        </w:tblBorders>
+      </w:tblPr>
+      <w:tblGrid>
+        <w:gridCol w:w="3700"/>
+        <w:gridCol w:w="1300"/>
+        <w:gridCol w:w="4360"/>
+      </w:tblGrid>
+      <w:tr>
+        <w:trPr>
+          <w:tblHeader/>
+        </w:trPr>
+        <w:tc>
+          <w:tcPr>
+            <w:tcW w:type="dxa" w:w="3700"/>
+            <w:tcBorders>
+              <w:top w:val="single" w:color="C9D6E2" w:sz="1"/>
+              <w:left w:val="single" w:color="C9D6E2" w:sz="1"/>
+              <w:bottom w:val="single" w:color="C9D6E2" w:sz="1"/>
+              <w:right w:val="single" w:color="C9D6E2" w:sz="1"/>
+            </w:tcBorders>
+            <w:shd w:fill="0B1F3A" w:val="clear"/>
+            <w:tcMar>
+              <w:top w:type="dxa" w:w="70"/>
+              <w:left w:type="dxa" w:w="110"/>
+              <w:bottom w:type="dxa" w:w="70"/>
+              <w:right w:type="dxa" w:w="110"/>
+            </w:tcMar>
+          </w:tcPr>
+          <w:p>
+            <w:r>
+              <w:rPr>
+                <w:b/>
+                <w:bCs/>
+                <w:color w:val="FFFFFF"/>
+                <w:sz w:val="20"/>
+                <w:szCs w:val="20"/>
+              </w:rPr>
+              <w:t xml:space="preserve">Sustancia</w:t>
+            </w:r>
+          </w:p>
+        </w:tc>
+        <w:tc>
+          <w:tcPr>
+            <w:tcW w:type="dxa" w:w="1300"/>
+            <w:tcBorders>
+              <w:top w:val="single" w:color="C9D6E2" w:sz="1"/>
+              <w:left w:val="single" w:color="C9D6E2" w:sz="1"/>
+              <w:bottom w:val="single" w:color="C9D6E2" w:sz="1"/>
+              <w:right w:val="single" w:color="C9D6E2" w:sz="1"/>
+            </w:tcBorders>
+            <w:shd w:fill="0B1F3A" w:val="clear"/>
+            <w:tcMar>
+              <w:top w:type="dxa" w:w="70"/>
+              <w:left w:type="dxa" w:w="110"/>
+              <w:bottom w:type="dxa" w:w="70"/>
+              <w:right w:type="dxa" w:w="110"/>
+            </w:tcMar>
+          </w:tcPr>
+          <w:p>
+            <w:r>
+              <w:rPr>
+                <w:b/>
+                <w:bCs/>
+                <w:color w:val="FFFFFF"/>
+                <w:sz w:val="20"/>
+                <w:szCs w:val="20"/>
+              </w:rPr>
+              <w:t xml:space="preserve">ONU</w:t>
+            </w:r>
+          </w:p>
+        </w:tc>
+        <w:tc>
+          <w:tcPr>
+            <w:tcW w:type="dxa" w:w="4360"/>
+            <w:tcBorders>
+              <w:top w:val="single" w:color="C9D6E2" w:sz="1"/>
+              <w:left w:val="single" w:color="C9D6E2" w:sz="1"/>
+              <w:bottom w:val="single" w:color="C9D6E2" w:sz="1"/>
+              <w:right w:val="single" w:color="C9D6E2" w:sz="1"/>
+            </w:tcBorders>
+            <w:shd w:fill="0B1F3A" w:val="clear"/>
+            <w:tcMar>
+              <w:top w:type="dxa" w:w="70"/>
+              <w:left w:type="dxa" w:w="110"/>
+              <w:bottom w:type="dxa" w:w="70"/>
+              <w:right w:type="dxa" w:w="110"/>
+            </w:tcMar>
+          </w:tcPr>
+          <w:p>
+            <w:r>
+              <w:rPr>
+                <w:b/>
+                <w:bCs/>
+                <w:color w:val="FFFFFF"/>
+                <w:sz w:val="20"/>
+                <w:szCs w:val="20"/>
+              </w:rPr>
+              <w:t xml:space="preserve">Riesgo principal</w:t>
+            </w:r>
+          </w:p>
+        </w:tc>
+      </w:tr>
+      <w:tr>
+        <w:tc>
+          <w:tcPr>
+            <w:tcW w:type="dxa" w:w="3700"/>
+            <w:tcBorders>
+              <w:top w:val="single" w:color="C9D6E2" w:sz="1"/>
+              <w:left w:val="single" w:color="C9D6E2" w:sz="1"/>
+              <w:bottom w:val="single" w:color="C9D6E2" w:sz="1"/>
+              <w:right w:val="single" w:color="C9D6E2" w:sz="1"/>
+            </w:tcBorders>
+            <w:tcMar>
+              <w:top w:type="dxa" w:w="70"/>
+              <w:left w:type="dxa" w:w="110"/>
+              <w:bottom w:type="dxa" w:w="70"/>
+              <w:right w:type="dxa" w:w="110"/>
+            </w:tcMar>
+          </w:tcPr>
+          <w:p>
+            <w:r>
+              <w:rPr>
+                <w:b w:val="false"/>
+                <w:bCs w:val="false"/>
+                <w:color w:val="222222"/>
+                <w:sz w:val="19"/>
+                <w:szCs w:val="19"/>
+              </w:rPr>
+              <w:t xml:space="preserve">Óxido de etileno</w:t>
+            </w:r>
+          </w:p>
+        </w:tc>
+        <w:tc>
+          <w:tcPr>
+            <w:tcW w:type="dxa" w:w="1300"/>
+            <w:tcBorders>
+              <w:top w:val="single" w:color="C9D6E2" w:sz="1"/>
+              <w:left w:val="single" w:color="C9D6E2" w:sz="1"/>
+              <w:bottom w:val="single" w:color="C9D6E2" w:sz="1"/>
+              <w:right w:val="single" w:color="C9D6E2" w:sz="1"/>
+            </w:tcBorders>
+            <w:tcMar>
+              <w:top w:type="dxa" w:w="70"/>
+              <w:left w:type="dxa" w:w="110"/>
+              <w:bottom w:type="dxa" w:w="70"/>
+              <w:right w:type="dxa" w:w="110"/>
+            </w:tcMar>
+          </w:tcPr>
+          <w:p>
+            <w:r>
+              <w:rPr>
+                <w:b w:val="false"/>
+                <w:bCs w:val="false"/>
+                <w:color w:val="222222"/>
+                <w:sz w:val="19"/>
+                <w:szCs w:val="19"/>
+              </w:rPr>
+              <w:t xml:space="preserve">1040</w:t>
+            </w:r>
+          </w:p>
+        </w:tc>
+        <w:tc>
+          <w:tcPr>
+            <w:tcW w:type="dxa" w:w="4360"/>
+            <w:tcBorders>
+              <w:top w:val="single" w:color="C9D6E2" w:sz="1"/>
+              <w:left w:val="single" w:color="C9D6E2" w:sz="1"/>
+              <w:bottom w:val="single" w:color="C9D6E2" w:sz="1"/>
+              <w:right w:val="single" w:color="C9D6E2" w:sz="1"/>
+            </w:tcBorders>
+            <w:tcMar>
+              <w:top w:type="dxa" w:w="70"/>
+              <w:left w:type="dxa" w:w="110"/>
+              <w:bottom w:type="dxa" w:w="70"/>
+              <w:right w:type="dxa" w:w="110"/>
+            </w:tcMar>
+          </w:tcPr>
+          <w:p>
+            <w:r>
+              <w:rPr>
+                <w:b w:val="false"/>
+                <w:bCs w:val="false"/>
+                <w:color w:val="222222"/>
+                <w:sz w:val="19"/>
+                <w:szCs w:val="19"/>
+              </w:rPr>
+              <w:t xml:space="preserve">Inflamable + tóxico + cancerígeno (gas licuado)</w:t>
+            </w:r>
+          </w:p>
+        </w:tc>
+      </w:tr>
+      <w:tr>
+        <w:tc>
+          <w:tcPr>
+            <w:tcW w:type="dxa" w:w="3700"/>
+            <w:tcBorders>
+              <w:top w:val="single" w:color="C9D6E2" w:sz="1"/>
+              <w:left w:val="single" w:color="C9D6E2" w:sz="1"/>
+              <w:bottom w:val="single" w:color="C9D6E2" w:sz="1"/>
+              <w:right w:val="single" w:color="C9D6E2" w:sz="1"/>
+            </w:tcBorders>
+            <w:shd w:fill="F4F8FB" w:val="clear"/>
+            <w:tcMar>
+              <w:top w:type="dxa" w:w="70"/>
+              <w:left w:type="dxa" w:w="110"/>
+              <w:bottom w:type="dxa" w:w="70"/>
+              <w:right w:type="dxa" w:w="110"/>
+            </w:tcMar>
+          </w:tcPr>
+          <w:p>
+            <w:r>
+              <w:rPr>
+                <w:b w:val="false"/>
+                <w:bCs w:val="false"/>
+                <w:color w:val="222222"/>
+                <w:sz w:val="19"/>
+                <w:szCs w:val="19"/>
+              </w:rPr>
+              <w:t xml:space="preserve">Óxido de propileno</w:t>
+            </w:r>
+          </w:p>
+        </w:tc>
+        <w:tc>
+          <w:tcPr>
+            <w:tcW w:type="dxa" w:w="1300"/>
+            <w:tcBorders>
+              <w:top w:val="single" w:color="C9D6E2" w:sz="1"/>
+              <w:left w:val="single" w:color="C9D6E2" w:sz="1"/>
+              <w:bottom w:val="single" w:color="C9D6E2" w:sz="1"/>
+              <w:right w:val="single" w:color="C9D6E2" w:sz="1"/>
+            </w:tcBorders>
+            <w:shd w:fill="F4F8FB" w:val="clear"/>
+            <w:tcMar>
+              <w:top w:type="dxa" w:w="70"/>
+              <w:left w:type="dxa" w:w="110"/>
+              <w:bottom w:type="dxa" w:w="70"/>
+              <w:right w:type="dxa" w:w="110"/>
+            </w:tcMar>
+          </w:tcPr>
+          <w:p>
+            <w:r>
+              <w:rPr>
+                <w:b w:val="false"/>
+                <w:bCs w:val="false"/>
+                <w:color w:val="222222"/>
+                <w:sz w:val="19"/>
+                <w:szCs w:val="19"/>
+              </w:rPr>
+              <w:t xml:space="preserve">1280</w:t>
+            </w:r>
+          </w:p>
+        </w:tc>
+        <w:tc>
+          <w:tcPr>
+            <w:tcW w:type="dxa" w:w="4360"/>
+            <w:tcBorders>
+              <w:top w:val="single" w:color="C9D6E2" w:sz="1"/>
+              <w:left w:val="single" w:color="C9D6E2" w:sz="1"/>
+              <w:bottom w:val="single" w:color="C9D6E2" w:sz="1"/>
+              <w:right w:val="single" w:color="C9D6E2" w:sz="1"/>
+            </w:tcBorders>
+            <w:shd w:fill="F4F8FB" w:val="clear"/>
+            <w:tcMar>
+              <w:top w:type="dxa" w:w="70"/>
+              <w:left w:type="dxa" w:w="110"/>
+              <w:bottom w:type="dxa" w:w="70"/>
+              <w:right w:type="dxa" w:w="110"/>
+            </w:tcMar>
+          </w:tcPr>
+          <w:p>
+            <w:r>
+              <w:rPr>
+                <w:b w:val="false"/>
+                <w:bCs w:val="false"/>
+                <w:color w:val="222222"/>
+                <w:sz w:val="19"/>
+                <w:szCs w:val="19"/>
+              </w:rPr>
+              <w:t xml:space="preserve">Inflamable + cancerígeno</w:t>
+            </w:r>
+          </w:p>
+        </w:tc>
+      </w:tr>
+      <w:tr>
+        <w:tc>
+          <w:tcPr>
+            <w:tcW w:type="dxa" w:w="3700"/>
+            <w:tcBorders>
+              <w:top w:val="single" w:color="C9D6E2" w:sz="1"/>
+              <w:left w:val="single" w:color="C9D6E2" w:sz="1"/>
+              <w:bottom w:val="single" w:color="C9D6E2" w:sz="1"/>
+              <w:right w:val="single" w:color="C9D6E2" w:sz="1"/>
+            </w:tcBorders>
+            <w:tcMar>
+              <w:top w:type="dxa" w:w="70"/>
+              <w:left w:type="dxa" w:w="110"/>
+              <w:bottom w:type="dxa" w:w="70"/>
+              <w:right w:type="dxa" w:w="110"/>
+            </w:tcMar>
+          </w:tcPr>
+          <w:p>
+            <w:r>
+              <w:rPr>
+                <w:b w:val="false"/>
+                <w:bCs w:val="false"/>
+                <w:color w:val="222222"/>
+                <w:sz w:val="19"/>
+                <w:szCs w:val="19"/>
+              </w:rPr>
+              <w:t xml:space="preserve">1,3-Butadieno</w:t>
+            </w:r>
+          </w:p>
+        </w:tc>
+        <w:tc>
+          <w:tcPr>
+            <w:tcW w:type="dxa" w:w="1300"/>
+            <w:tcBorders>
+              <w:top w:val="single" w:color="C9D6E2" w:sz="1"/>
+              <w:left w:val="single" w:color="C9D6E2" w:sz="1"/>
+              <w:bottom w:val="single" w:color="C9D6E2" w:sz="1"/>
+              <w:right w:val="single" w:color="C9D6E2" w:sz="1"/>
+            </w:tcBorders>
+            <w:tcMar>
+              <w:top w:type="dxa" w:w="70"/>
+              <w:left w:type="dxa" w:w="110"/>
+              <w:bottom w:type="dxa" w:w="70"/>
+              <w:right w:type="dxa" w:w="110"/>
+            </w:tcMar>
+          </w:tcPr>
+          <w:p>
+            <w:r>
+              <w:rPr>
+                <w:b w:val="false"/>
+                <w:bCs w:val="false"/>
+                <w:color w:val="222222"/>
+                <w:sz w:val="19"/>
+                <w:szCs w:val="19"/>
+              </w:rPr>
+              <w:t xml:space="preserve">1010</w:t>
+            </w:r>
+          </w:p>
+        </w:tc>
+        <w:tc>
+          <w:tcPr>
+            <w:tcW w:type="dxa" w:w="4360"/>
+            <w:tcBorders>
+              <w:top w:val="single" w:color="C9D6E2" w:sz="1"/>
+              <w:left w:val="single" w:color="C9D6E2" w:sz="1"/>
+              <w:bottom w:val="single" w:color="C9D6E2" w:sz="1"/>
+              <w:right w:val="single" w:color="C9D6E2" w:sz="1"/>
+            </w:tcBorders>
+            <w:tcMar>
+              <w:top w:type="dxa" w:w="70"/>
+              <w:left w:type="dxa" w:w="110"/>
+              <w:bottom w:type="dxa" w:w="70"/>
+              <w:right w:type="dxa" w:w="110"/>
+            </w:tcMar>
+          </w:tcPr>
+          <w:p>
+            <w:r>
+              <w:rPr>
+                <w:b w:val="false"/>
+                <w:bCs w:val="false"/>
+                <w:color w:val="222222"/>
+                <w:sz w:val="19"/>
+                <w:szCs w:val="19"/>
+              </w:rPr>
+              <w:t xml:space="preserve">Inflamable + cancerígeno (gas licuado)</w:t>
+            </w:r>
+          </w:p>
+        </w:tc>
+      </w:tr>
+      <w:tr>
+        <w:tc>
+          <w:tcPr>
+            <w:tcW w:type="dxa" w:w="3700"/>
+            <w:tcBorders>
+              <w:top w:val="single" w:color="C9D6E2" w:sz="1"/>
+              <w:left w:val="single" w:color="C9D6E2" w:sz="1"/>
+              <w:bottom w:val="single" w:color="C9D6E2" w:sz="1"/>
+              <w:right w:val="single" w:color="C9D6E2" w:sz="1"/>
+            </w:tcBorders>
+            <w:shd w:fill="F4F8FB" w:val="clear"/>
+            <w:tcMar>
+              <w:top w:type="dxa" w:w="70"/>
+              <w:left w:type="dxa" w:w="110"/>
+              <w:bottom w:type="dxa" w:w="70"/>
+              <w:right w:type="dxa" w:w="110"/>
+            </w:tcMar>
+          </w:tcPr>
+          <w:p>
+            <w:r>
+              <w:rPr>
+                <w:b w:val="false"/>
+                <w:bCs w:val="false"/>
+                <w:color w:val="222222"/>
+                <w:sz w:val="19"/>
+                <w:szCs w:val="19"/>
+              </w:rPr>
+              <w:t xml:space="preserve">Cloruro de vinilo (VCM)</w:t>
+            </w:r>
+          </w:p>
+        </w:tc>
+        <w:tc>
+          <w:tcPr>
+            <w:tcW w:type="dxa" w:w="1300"/>
+            <w:tcBorders>
+              <w:top w:val="single" w:color="C9D6E2" w:sz="1"/>
+              <w:left w:val="single" w:color="C9D6E2" w:sz="1"/>
+              <w:bottom w:val="single" w:color="C9D6E2" w:sz="1"/>
+              <w:right w:val="single" w:color="C9D6E2" w:sz="1"/>
+            </w:tcBorders>
+            <w:shd w:fill="F4F8FB" w:val="clear"/>
+            <w:tcMar>
+              <w:top w:type="dxa" w:w="70"/>
+              <w:left w:type="dxa" w:w="110"/>
+              <w:bottom w:type="dxa" w:w="70"/>
+              <w:right w:type="dxa" w:w="110"/>
+            </w:tcMar>
+          </w:tcPr>
+          <w:p>
+            <w:r>
+              <w:rPr>
+                <w:b w:val="false"/>
+                <w:bCs w:val="false"/>
+                <w:color w:val="222222"/>
+                <w:sz w:val="19"/>
+                <w:szCs w:val="19"/>
+              </w:rPr>
+              <w:t xml:space="preserve">1086</w:t>
+            </w:r>
+          </w:p>
+        </w:tc>
+        <w:tc>
+          <w:tcPr>
+            <w:tcW w:type="dxa" w:w="4360"/>
+            <w:tcBorders>
+              <w:top w:val="single" w:color="C9D6E2" w:sz="1"/>
+              <w:left w:val="single" w:color="C9D6E2" w:sz="1"/>
+              <w:bottom w:val="single" w:color="C9D6E2" w:sz="1"/>
+              <w:right w:val="single" w:color="C9D6E2" w:sz="1"/>
+            </w:tcBorders>
+            <w:shd w:fill="F4F8FB" w:val="clear"/>
+            <w:tcMar>
+              <w:top w:type="dxa" w:w="70"/>
+              <w:left w:type="dxa" w:w="110"/>
+              <w:bottom w:type="dxa" w:w="70"/>
+              <w:right w:type="dxa" w:w="110"/>
+            </w:tcMar>
+          </w:tcPr>
+          <w:p>
+            <w:r>
+              <w:rPr>
+                <w:b w:val="false"/>
+                <w:bCs w:val="false"/>
+                <w:color w:val="222222"/>
+                <w:sz w:val="19"/>
+                <w:szCs w:val="19"/>
+              </w:rPr>
+              <w:t xml:space="preserve">Inflamable + cancerígeno (gas licuado, PVC)</w:t>
+            </w:r>
+          </w:p>
+        </w:tc>
+      </w:tr>
+      <w:tr>
+        <w:tc>
+          <w:tcPr>
+            <w:tcW w:type="dxa" w:w="3700"/>
+            <w:tcBorders>
+              <w:top w:val="single" w:color="C9D6E2" w:sz="1"/>
+              <w:left w:val="single" w:color="C9D6E2" w:sz="1"/>
+              <w:bottom w:val="single" w:color="C9D6E2" w:sz="1"/>
+              <w:right w:val="single" w:color="C9D6E2" w:sz="1"/>
+            </w:tcBorders>
+            <w:tcMar>
+              <w:top w:type="dxa" w:w="70"/>
+              <w:left w:type="dxa" w:w="110"/>
+              <w:bottom w:type="dxa" w:w="70"/>
+              <w:right w:type="dxa" w:w="110"/>
+            </w:tcMar>
+          </w:tcPr>
+          <w:p>
+            <w:r>
+              <w:rPr>
+                <w:b w:val="false"/>
+                <w:bCs w:val="false"/>
+                <w:color w:val="222222"/>
+                <w:sz w:val="19"/>
+                <w:szCs w:val="19"/>
+              </w:rPr>
+              <w:t xml:space="preserve">Acrilonitrilo</w:t>
+            </w:r>
+          </w:p>
+        </w:tc>
+        <w:tc>
+          <w:tcPr>
+            <w:tcW w:type="dxa" w:w="1300"/>
+            <w:tcBorders>
+              <w:top w:val="single" w:color="C9D6E2" w:sz="1"/>
+              <w:left w:val="single" w:color="C9D6E2" w:sz="1"/>
+              <w:bottom w:val="single" w:color="C9D6E2" w:sz="1"/>
+              <w:right w:val="single" w:color="C9D6E2" w:sz="1"/>
+            </w:tcBorders>
+            <w:tcMar>
+              <w:top w:type="dxa" w:w="70"/>
+              <w:left w:type="dxa" w:w="110"/>
+              <w:bottom w:type="dxa" w:w="70"/>
+              <w:right w:type="dxa" w:w="110"/>
+            </w:tcMar>
+          </w:tcPr>
+          <w:p>
+            <w:r>
+              <w:rPr>
+                <w:b w:val="false"/>
+                <w:bCs w:val="false"/>
+                <w:color w:val="222222"/>
+                <w:sz w:val="19"/>
+                <w:szCs w:val="19"/>
+              </w:rPr>
+              <w:t xml:space="preserve">1093</w:t>
+            </w:r>
+          </w:p>
+        </w:tc>
+        <w:tc>
+          <w:tcPr>
+            <w:tcW w:type="dxa" w:w="4360"/>
+            <w:tcBorders>
+              <w:top w:val="single" w:color="C9D6E2" w:sz="1"/>
+              <w:left w:val="single" w:color="C9D6E2" w:sz="1"/>
+              <w:bottom w:val="single" w:color="C9D6E2" w:sz="1"/>
+              <w:right w:val="single" w:color="C9D6E2" w:sz="1"/>
+            </w:tcBorders>
+            <w:tcMar>
+              <w:top w:type="dxa" w:w="70"/>
+              <w:left w:type="dxa" w:w="110"/>
+              <w:bottom w:type="dxa" w:w="70"/>
+              <w:right w:type="dxa" w:w="110"/>
+            </w:tcMar>
+          </w:tcPr>
+          <w:p>
+            <w:r>
+              <w:rPr>
+                <w:b w:val="false"/>
+                <w:bCs w:val="false"/>
+                <w:color w:val="222222"/>
+                <w:sz w:val="19"/>
+                <w:szCs w:val="19"/>
+              </w:rPr>
+              <w:t xml:space="preserve">Tóxico + inflamable + cancerígeno</w:t>
+            </w:r>
+          </w:p>
+        </w:tc>
+      </w:tr>
+      <w:tr>
+        <w:tc>
+          <w:tcPr>
+            <w:tcW w:type="dxa" w:w="3700"/>
+            <w:tcBorders>
+              <w:top w:val="single" w:color="C9D6E2" w:sz="1"/>
+              <w:left w:val="single" w:color="C9D6E2" w:sz="1"/>
+              <w:bottom w:val="single" w:color="C9D6E2" w:sz="1"/>
+              <w:right w:val="single" w:color="C9D6E2" w:sz="1"/>
+            </w:tcBorders>
+            <w:shd w:fill="F4F8FB" w:val="clear"/>
+            <w:tcMar>
+              <w:top w:type="dxa" w:w="70"/>
+              <w:left w:type="dxa" w:w="110"/>
+              <w:bottom w:type="dxa" w:w="70"/>
+              <w:right w:type="dxa" w:w="110"/>
+            </w:tcMar>
+          </w:tcPr>
+          <w:p>
+            <w:r>
+              <w:rPr>
+                <w:b w:val="false"/>
+                <w:bCs w:val="false"/>
+                <w:color w:val="222222"/>
+                <w:sz w:val="19"/>
+                <w:szCs w:val="19"/>
+              </w:rPr>
+              <w:t xml:space="preserve">Etilbenceno</w:t>
+            </w:r>
+          </w:p>
+        </w:tc>
+        <w:tc>
+          <w:tcPr>
+            <w:tcW w:type="dxa" w:w="1300"/>
+            <w:tcBorders>
+              <w:top w:val="single" w:color="C9D6E2" w:sz="1"/>
+              <w:left w:val="single" w:color="C9D6E2" w:sz="1"/>
+              <w:bottom w:val="single" w:color="C9D6E2" w:sz="1"/>
+              <w:right w:val="single" w:color="C9D6E2" w:sz="1"/>
+            </w:tcBorders>
+            <w:shd w:fill="F4F8FB" w:val="clear"/>
+            <w:tcMar>
+              <w:top w:type="dxa" w:w="70"/>
+              <w:left w:type="dxa" w:w="110"/>
+              <w:bottom w:type="dxa" w:w="70"/>
+              <w:right w:type="dxa" w:w="110"/>
+            </w:tcMar>
+          </w:tcPr>
+          <w:p>
+            <w:r>
+              <w:rPr>
+                <w:b w:val="false"/>
+                <w:bCs w:val="false"/>
+                <w:color w:val="222222"/>
+                <w:sz w:val="19"/>
+                <w:szCs w:val="19"/>
+              </w:rPr>
+              <w:t xml:space="preserve">1175</w:t>
+            </w:r>
+          </w:p>
+        </w:tc>
+        <w:tc>
+          <w:tcPr>
+            <w:tcW w:type="dxa" w:w="4360"/>
+            <w:tcBorders>
+              <w:top w:val="single" w:color="C9D6E2" w:sz="1"/>
+              <w:left w:val="single" w:color="C9D6E2" w:sz="1"/>
+              <w:bottom w:val="single" w:color="C9D6E2" w:sz="1"/>
+              <w:right w:val="single" w:color="C9D6E2" w:sz="1"/>
+            </w:tcBorders>
+            <w:shd w:fill="F4F8FB" w:val="clear"/>
+            <w:tcMar>
+              <w:top w:type="dxa" w:w="70"/>
+              <w:left w:type="dxa" w:w="110"/>
+              <w:bottom w:type="dxa" w:w="70"/>
+              <w:right w:type="dxa" w:w="110"/>
+            </w:tcMar>
+          </w:tcPr>
+          <w:p>
+            <w:r>
+              <w:rPr>
+                <w:b w:val="false"/>
+                <w:bCs w:val="false"/>
+                <w:color w:val="222222"/>
+                <w:sz w:val="19"/>
+                <w:szCs w:val="19"/>
+              </w:rPr>
+              <w:t xml:space="preserve">Inflamable</w:t>
+            </w:r>
+          </w:p>
+        </w:tc>
+      </w:tr>
+      <w:tr>
+        <w:tc>
+          <w:tcPr>
+            <w:tcW w:type="dxa" w:w="3700"/>
+            <w:tcBorders>
+              <w:top w:val="single" w:color="C9D6E2" w:sz="1"/>
+              <w:left w:val="single" w:color="C9D6E2" w:sz="1"/>
+              <w:bottom w:val="single" w:color="C9D6E2" w:sz="1"/>
+              <w:right w:val="single" w:color="C9D6E2" w:sz="1"/>
+            </w:tcBorders>
+            <w:tcMar>
+              <w:top w:type="dxa" w:w="70"/>
+              <w:left w:type="dxa" w:w="110"/>
+              <w:bottom w:type="dxa" w:w="70"/>
+              <w:right w:type="dxa" w:w="110"/>
+            </w:tcMar>
+          </w:tcPr>
+          <w:p>
+            <w:r>
+              <w:rPr>
+                <w:b w:val="false"/>
+                <w:bCs w:val="false"/>
+                <w:color w:val="222222"/>
+                <w:sz w:val="19"/>
+                <w:szCs w:val="19"/>
+              </w:rPr>
+              <w:t xml:space="preserve">Metilamina</w:t>
+            </w:r>
+          </w:p>
+        </w:tc>
+        <w:tc>
+          <w:tcPr>
+            <w:tcW w:type="dxa" w:w="1300"/>
+            <w:tcBorders>
+              <w:top w:val="single" w:color="C9D6E2" w:sz="1"/>
+              <w:left w:val="single" w:color="C9D6E2" w:sz="1"/>
+              <w:bottom w:val="single" w:color="C9D6E2" w:sz="1"/>
+              <w:right w:val="single" w:color="C9D6E2" w:sz="1"/>
+            </w:tcBorders>
+            <w:tcMar>
+              <w:top w:type="dxa" w:w="70"/>
+              <w:left w:type="dxa" w:w="110"/>
+              <w:bottom w:type="dxa" w:w="70"/>
+              <w:right w:type="dxa" w:w="110"/>
+            </w:tcMar>
+          </w:tcPr>
+          <w:p>
+            <w:r>
+              <w:rPr>
+                <w:b w:val="false"/>
+                <w:bCs w:val="false"/>
+                <w:color w:val="222222"/>
+                <w:sz w:val="19"/>
+                <w:szCs w:val="19"/>
+              </w:rPr>
+              <w:t xml:space="preserve">1061</w:t>
+            </w:r>
+          </w:p>
+        </w:tc>
+        <w:tc>
+          <w:tcPr>
+            <w:tcW w:type="dxa" w:w="4360"/>
+            <w:tcBorders>
+              <w:top w:val="single" w:color="C9D6E2" w:sz="1"/>
+              <w:left w:val="single" w:color="C9D6E2" w:sz="1"/>
+              <w:bottom w:val="single" w:color="C9D6E2" w:sz="1"/>
+              <w:right w:val="single" w:color="C9D6E2" w:sz="1"/>
+            </w:tcBorders>
+            <w:tcMar>
+              <w:top w:type="dxa" w:w="70"/>
+              <w:left w:type="dxa" w:w="110"/>
+              <w:bottom w:type="dxa" w:w="70"/>
+              <w:right w:type="dxa" w:w="110"/>
+            </w:tcMar>
+          </w:tcPr>
+          <w:p>
+            <w:r>
+              <w:rPr>
+                <w:b w:val="false"/>
+                <w:bCs w:val="false"/>
+                <w:color w:val="222222"/>
+                <w:sz w:val="19"/>
+                <w:szCs w:val="19"/>
+              </w:rPr>
+              <w:t xml:space="preserve">Gas tóxico inflamable (licuado)</w:t>
+            </w:r>
+          </w:p>
+        </w:tc>
+      </w:tr>
+      <w:tr>
+        <w:tc>
+          <w:tcPr>
+            <w:tcW w:type="dxa" w:w="3700"/>
+            <w:tcBorders>
+              <w:top w:val="single" w:color="C9D6E2" w:sz="1"/>
+              <w:left w:val="single" w:color="C9D6E2" w:sz="1"/>
+              <w:bottom w:val="single" w:color="C9D6E2" w:sz="1"/>
+              <w:right w:val="single" w:color="C9D6E2" w:sz="1"/>
+            </w:tcBorders>
+            <w:shd w:fill="F4F8FB" w:val="clear"/>
+            <w:tcMar>
+              <w:top w:type="dxa" w:w="70"/>
+              <w:left w:type="dxa" w:w="110"/>
+              <w:bottom w:type="dxa" w:w="70"/>
+              <w:right w:type="dxa" w:w="110"/>
+            </w:tcMar>
+          </w:tcPr>
+          <w:p>
+            <w:r>
+              <w:rPr>
+                <w:b w:val="false"/>
+                <w:bCs w:val="false"/>
+                <w:color w:val="222222"/>
+                <w:sz w:val="19"/>
+                <w:szCs w:val="19"/>
+              </w:rPr>
+              <w:t xml:space="preserve">Acroleína</w:t>
+            </w:r>
+          </w:p>
+        </w:tc>
+        <w:tc>
+          <w:tcPr>
+            <w:tcW w:type="dxa" w:w="1300"/>
+            <w:tcBorders>
+              <w:top w:val="single" w:color="C9D6E2" w:sz="1"/>
+              <w:left w:val="single" w:color="C9D6E2" w:sz="1"/>
+              <w:bottom w:val="single" w:color="C9D6E2" w:sz="1"/>
+              <w:right w:val="single" w:color="C9D6E2" w:sz="1"/>
+            </w:tcBorders>
+            <w:shd w:fill="F4F8FB" w:val="clear"/>
+            <w:tcMar>
+              <w:top w:type="dxa" w:w="70"/>
+              <w:left w:type="dxa" w:w="110"/>
+              <w:bottom w:type="dxa" w:w="70"/>
+              <w:right w:type="dxa" w:w="110"/>
+            </w:tcMar>
+          </w:tcPr>
+          <w:p>
+            <w:r>
+              <w:rPr>
+                <w:b w:val="false"/>
+                <w:bCs w:val="false"/>
+                <w:color w:val="222222"/>
+                <w:sz w:val="19"/>
+                <w:szCs w:val="19"/>
+              </w:rPr>
+              <w:t xml:space="preserve">1092</w:t>
+            </w:r>
+          </w:p>
+        </w:tc>
+        <w:tc>
+          <w:tcPr>
+            <w:tcW w:type="dxa" w:w="4360"/>
+            <w:tcBorders>
+              <w:top w:val="single" w:color="C9D6E2" w:sz="1"/>
+              <w:left w:val="single" w:color="C9D6E2" w:sz="1"/>
+              <w:bottom w:val="single" w:color="C9D6E2" w:sz="1"/>
+              <w:right w:val="single" w:color="C9D6E2" w:sz="1"/>
+            </w:tcBorders>
+            <w:shd w:fill="F4F8FB" w:val="clear"/>
+            <w:tcMar>
+              <w:top w:type="dxa" w:w="70"/>
+              <w:left w:type="dxa" w:w="110"/>
+              <w:bottom w:type="dxa" w:w="70"/>
+              <w:right w:type="dxa" w:w="110"/>
+            </w:tcMar>
+          </w:tcPr>
+          <w:p>
+            <w:r>
+              <w:rPr>
+                <w:b w:val="false"/>
+                <w:bCs w:val="false"/>
+                <w:color w:val="222222"/>
+                <w:sz w:val="19"/>
+                <w:szCs w:val="19"/>
+              </w:rPr>
+              <w:t xml:space="preserve">Muy tóxico + inflamable</w:t>
+            </w:r>
+          </w:p>
+        </w:tc>
+      </w:tr>
+      <w:tr>
+        <w:tc>
+          <w:tcPr>
+            <w:tcW w:type="dxa" w:w="3700"/>
+            <w:tcBorders>
+              <w:top w:val="single" w:color="C9D6E2" w:sz="1"/>
+              <w:left w:val="single" w:color="C9D6E2" w:sz="1"/>
+              <w:bottom w:val="single" w:color="C9D6E2" w:sz="1"/>
+              <w:right w:val="single" w:color="C9D6E2" w:sz="1"/>
+            </w:tcBorders>
+            <w:tcMar>
+              <w:top w:type="dxa" w:w="70"/>
+              <w:left w:type="dxa" w:w="110"/>
+              <w:bottom w:type="dxa" w:w="70"/>
+              <w:right w:type="dxa" w:w="110"/>
+            </w:tcMar>
+          </w:tcPr>
+          <w:p>
+            <w:r>
+              <w:rPr>
+                <w:b w:val="false"/>
+                <w:bCs w:val="false"/>
+                <w:color w:val="222222"/>
+                <w:sz w:val="19"/>
+                <w:szCs w:val="19"/>
+              </w:rPr>
+              <w:t xml:space="preserve">Disulfuro de carbono</w:t>
+            </w:r>
+          </w:p>
+        </w:tc>
+        <w:tc>
+          <w:tcPr>
+            <w:tcW w:type="dxa" w:w="1300"/>
+            <w:tcBorders>
+              <w:top w:val="single" w:color="C9D6E2" w:sz="1"/>
+              <w:left w:val="single" w:color="C9D6E2" w:sz="1"/>
+              <w:bottom w:val="single" w:color="C9D6E2" w:sz="1"/>
+              <w:right w:val="single" w:color="C9D6E2" w:sz="1"/>
+            </w:tcBorders>
+            <w:tcMar>
+              <w:top w:type="dxa" w:w="70"/>
+              <w:left w:type="dxa" w:w="110"/>
+              <w:bottom w:type="dxa" w:w="70"/>
+              <w:right w:type="dxa" w:w="110"/>
+            </w:tcMar>
+          </w:tcPr>
+          <w:p>
+            <w:r>
+              <w:rPr>
+                <w:b w:val="false"/>
+                <w:bCs w:val="false"/>
+                <w:color w:val="222222"/>
+                <w:sz w:val="19"/>
+                <w:szCs w:val="19"/>
+              </w:rPr>
+              <w:t xml:space="preserve">1131</w:t>
+            </w:r>
+          </w:p>
+        </w:tc>
+        <w:tc>
+          <w:tcPr>
+            <w:tcW w:type="dxa" w:w="4360"/>
+            <w:tcBorders>
+              <w:top w:val="single" w:color="C9D6E2" w:sz="1"/>
+              <w:left w:val="single" w:color="C9D6E2" w:sz="1"/>
+              <w:bottom w:val="single" w:color="C9D6E2" w:sz="1"/>
+              <w:right w:val="single" w:color="C9D6E2" w:sz="1"/>
+            </w:tcBorders>
+            <w:tcMar>
+              <w:top w:type="dxa" w:w="70"/>
+              <w:left w:type="dxa" w:w="110"/>
+              <w:bottom w:type="dxa" w:w="70"/>
+              <w:right w:type="dxa" w:w="110"/>
+            </w:tcMar>
+          </w:tcPr>
+          <w:p>
+            <w:r>
+              <w:rPr>
+                <w:b w:val="false"/>
+                <w:bCs w:val="false"/>
+                <w:color w:val="222222"/>
+                <w:sz w:val="19"/>
+                <w:szCs w:val="19"/>
+              </w:rPr>
+              <w:t xml:space="preserve">Muy inflamable (autoignición 90 °C) + tóxico</w:t>
+            </w:r>
+          </w:p>
+        </w:tc>
+      </w:tr>
+      <w:tr>
+        <w:tc>
+          <w:tcPr>
+            <w:tcW w:type="dxa" w:w="3700"/>
+            <w:tcBorders>
+              <w:top w:val="single" w:color="C9D6E2" w:sz="1"/>
+              <w:left w:val="single" w:color="C9D6E2" w:sz="1"/>
+              <w:bottom w:val="single" w:color="C9D6E2" w:sz="1"/>
+              <w:right w:val="single" w:color="C9D6E2" w:sz="1"/>
+            </w:tcBorders>
+            <w:shd w:fill="F4F8FB" w:val="clear"/>
+            <w:tcMar>
+              <w:top w:type="dxa" w:w="70"/>
+              <w:left w:type="dxa" w:w="110"/>
+              <w:bottom w:type="dxa" w:w="70"/>
+              <w:right w:type="dxa" w:w="110"/>
+            </w:tcMar>
+          </w:tcPr>
+          <w:p>
+            <w:r>
+              <w:rPr>
+                <w:b w:val="false"/>
+                <w:bCs w:val="false"/>
+                <w:color w:val="222222"/>
+                <w:sz w:val="19"/>
+                <w:szCs w:val="19"/>
+              </w:rPr>
+              <w:t xml:space="preserve">Tetrahidrofurano</w:t>
+            </w:r>
+          </w:p>
+        </w:tc>
+        <w:tc>
+          <w:tcPr>
+            <w:tcW w:type="dxa" w:w="1300"/>
+            <w:tcBorders>
+              <w:top w:val="single" w:color="C9D6E2" w:sz="1"/>
+              <w:left w:val="single" w:color="C9D6E2" w:sz="1"/>
+              <w:bottom w:val="single" w:color="C9D6E2" w:sz="1"/>
+              <w:right w:val="single" w:color="C9D6E2" w:sz="1"/>
+            </w:tcBorders>
+            <w:shd w:fill="F4F8FB" w:val="clear"/>
+            <w:tcMar>
+              <w:top w:type="dxa" w:w="70"/>
+              <w:left w:type="dxa" w:w="110"/>
+              <w:bottom w:type="dxa" w:w="70"/>
+              <w:right w:type="dxa" w:w="110"/>
+            </w:tcMar>
+          </w:tcPr>
+          <w:p>
+            <w:r>
+              <w:rPr>
+                <w:b w:val="false"/>
+                <w:bCs w:val="false"/>
+                <w:color w:val="222222"/>
+                <w:sz w:val="19"/>
+                <w:szCs w:val="19"/>
+              </w:rPr>
+              <w:t xml:space="preserve">2056</w:t>
+            </w:r>
+          </w:p>
+        </w:tc>
+        <w:tc>
+          <w:tcPr>
+            <w:tcW w:type="dxa" w:w="4360"/>
+            <w:tcBorders>
+              <w:top w:val="single" w:color="C9D6E2" w:sz="1"/>
+              <w:left w:val="single" w:color="C9D6E2" w:sz="1"/>
+              <w:bottom w:val="single" w:color="C9D6E2" w:sz="1"/>
+              <w:right w:val="single" w:color="C9D6E2" w:sz="1"/>
+            </w:tcBorders>
+            <w:shd w:fill="F4F8FB" w:val="clear"/>
+            <w:tcMar>
+              <w:top w:type="dxa" w:w="70"/>
+              <w:left w:type="dxa" w:w="110"/>
+              <w:bottom w:type="dxa" w:w="70"/>
+              <w:right w:type="dxa" w:w="110"/>
+            </w:tcMar>
+          </w:tcPr>
+          <w:p>
+            <w:r>
+              <w:rPr>
+                <w:b w:val="false"/>
+                <w:bCs w:val="false"/>
+                <w:color w:val="222222"/>
+                <w:sz w:val="19"/>
+                <w:szCs w:val="19"/>
+              </w:rPr>
+              <w:t xml:space="preserve">Inflamable (forma peróxidos)</w:t>
+            </w:r>
+          </w:p>
+        </w:tc>
+      </w:tr>
+      <w:tr>
+        <w:tc>
+          <w:tcPr>
+            <w:tcW w:type="dxa" w:w="3700"/>
+            <w:tcBorders>
+              <w:top w:val="single" w:color="C9D6E2" w:sz="1"/>
+              <w:left w:val="single" w:color="C9D6E2" w:sz="1"/>
+              <w:bottom w:val="single" w:color="C9D6E2" w:sz="1"/>
+              <w:right w:val="single" w:color="C9D6E2" w:sz="1"/>
+            </w:tcBorders>
+            <w:tcMar>
+              <w:top w:type="dxa" w:w="70"/>
+              <w:left w:type="dxa" w:w="110"/>
+              <w:bottom w:type="dxa" w:w="70"/>
+              <w:right w:type="dxa" w:w="110"/>
+            </w:tcMar>
+          </w:tcPr>
+          <w:p>
+            <w:r>
+              <w:rPr>
+                <w:b w:val="false"/>
+                <w:bCs w:val="false"/>
+                <w:color w:val="222222"/>
+                <w:sz w:val="19"/>
+                <w:szCs w:val="19"/>
+              </w:rPr>
+              <w:t xml:space="preserve">Epiclorhidrina</w:t>
+            </w:r>
+          </w:p>
+        </w:tc>
+        <w:tc>
+          <w:tcPr>
+            <w:tcW w:type="dxa" w:w="1300"/>
+            <w:tcBorders>
+              <w:top w:val="single" w:color="C9D6E2" w:sz="1"/>
+              <w:left w:val="single" w:color="C9D6E2" w:sz="1"/>
+              <w:bottom w:val="single" w:color="C9D6E2" w:sz="1"/>
+              <w:right w:val="single" w:color="C9D6E2" w:sz="1"/>
+            </w:tcBorders>
+            <w:tcMar>
+              <w:top w:type="dxa" w:w="70"/>
+              <w:left w:type="dxa" w:w="110"/>
+              <w:bottom w:type="dxa" w:w="70"/>
+              <w:right w:type="dxa" w:w="110"/>
+            </w:tcMar>
+          </w:tcPr>
+          <w:p>
+            <w:r>
+              <w:rPr>
+                <w:b w:val="false"/>
+                <w:bCs w:val="false"/>
+                <w:color w:val="222222"/>
+                <w:sz w:val="19"/>
+                <w:szCs w:val="19"/>
+              </w:rPr>
+              <w:t xml:space="preserve">2023</w:t>
+            </w:r>
+          </w:p>
+        </w:tc>
+        <w:tc>
+          <w:tcPr>
+            <w:tcW w:type="dxa" w:w="4360"/>
+            <w:tcBorders>
+              <w:top w:val="single" w:color="C9D6E2" w:sz="1"/>
+              <w:left w:val="single" w:color="C9D6E2" w:sz="1"/>
+              <w:bottom w:val="single" w:color="C9D6E2" w:sz="1"/>
+              <w:right w:val="single" w:color="C9D6E2" w:sz="1"/>
+            </w:tcBorders>
+            <w:tcMar>
+              <w:top w:type="dxa" w:w="70"/>
+              <w:left w:type="dxa" w:w="110"/>
+              <w:bottom w:type="dxa" w:w="70"/>
+              <w:right w:type="dxa" w:w="110"/>
+            </w:tcMar>
+          </w:tcPr>
+          <w:p>
+            <w:r>
+              <w:rPr>
+                <w:b w:val="false"/>
+                <w:bCs w:val="false"/>
+                <w:color w:val="222222"/>
+                <w:sz w:val="19"/>
+                <w:szCs w:val="19"/>
+              </w:rPr>
+              <w:t xml:space="preserve">Tóxico + inflamable + cancerígeno</w:t>
+            </w:r>
+          </w:p>
+        </w:tc>
+      </w:tr>
+      <w:tr>
+        <w:tc>
+          <w:tcPr>
+            <w:tcW w:type="dxa" w:w="3700"/>
+            <w:tcBorders>
+              <w:top w:val="single" w:color="C9D6E2" w:sz="1"/>
+              <w:left w:val="single" w:color="C9D6E2" w:sz="1"/>
+              <w:bottom w:val="single" w:color="C9D6E2" w:sz="1"/>
+              <w:right w:val="single" w:color="C9D6E2" w:sz="1"/>
+            </w:tcBorders>
+            <w:shd w:fill="F4F8FB" w:val="clear"/>
+            <w:tcMar>
+              <w:top w:type="dxa" w:w="70"/>
+              <w:left w:type="dxa" w:w="110"/>
+              <w:bottom w:type="dxa" w:w="70"/>
+              <w:right w:type="dxa" w:w="110"/>
+            </w:tcMar>
+          </w:tcPr>
+          <w:p>
+            <w:r>
+              <w:rPr>
+                <w:b w:val="false"/>
+                <w:bCs w:val="false"/>
+                <w:color w:val="222222"/>
+                <w:sz w:val="19"/>
+                <w:szCs w:val="19"/>
+              </w:rPr>
+              <w:t xml:space="preserve">Ácido fluorhídrico en disolución</w:t>
+            </w:r>
+          </w:p>
+        </w:tc>
+        <w:tc>
+          <w:tcPr>
+            <w:tcW w:type="dxa" w:w="1300"/>
+            <w:tcBorders>
+              <w:top w:val="single" w:color="C9D6E2" w:sz="1"/>
+              <w:left w:val="single" w:color="C9D6E2" w:sz="1"/>
+              <w:bottom w:val="single" w:color="C9D6E2" w:sz="1"/>
+              <w:right w:val="single" w:color="C9D6E2" w:sz="1"/>
+            </w:tcBorders>
+            <w:shd w:fill="F4F8FB" w:val="clear"/>
+            <w:tcMar>
+              <w:top w:type="dxa" w:w="70"/>
+              <w:left w:type="dxa" w:w="110"/>
+              <w:bottom w:type="dxa" w:w="70"/>
+              <w:right w:type="dxa" w:w="110"/>
+            </w:tcMar>
+          </w:tcPr>
+          <w:p>
+            <w:r>
+              <w:rPr>
+                <w:b w:val="false"/>
+                <w:bCs w:val="false"/>
+                <w:color w:val="222222"/>
+                <w:sz w:val="19"/>
+                <w:szCs w:val="19"/>
+              </w:rPr>
+              <w:t xml:space="preserve">1790</w:t>
+            </w:r>
+          </w:p>
+        </w:tc>
+        <w:tc>
+          <w:tcPr>
+            <w:tcW w:type="dxa" w:w="4360"/>
+            <w:tcBorders>
+              <w:top w:val="single" w:color="C9D6E2" w:sz="1"/>
+              <w:left w:val="single" w:color="C9D6E2" w:sz="1"/>
+              <w:bottom w:val="single" w:color="C9D6E2" w:sz="1"/>
+              <w:right w:val="single" w:color="C9D6E2" w:sz="1"/>
+            </w:tcBorders>
+            <w:shd w:fill="F4F8FB" w:val="clear"/>
+            <w:tcMar>
+              <w:top w:type="dxa" w:w="70"/>
+              <w:left w:type="dxa" w:w="110"/>
+              <w:bottom w:type="dxa" w:w="70"/>
+              <w:right w:type="dxa" w:w="110"/>
+            </w:tcMar>
+          </w:tcPr>
+          <w:p>
+            <w:r>
+              <w:rPr>
+                <w:b w:val="false"/>
+                <w:bCs w:val="false"/>
+                <w:color w:val="222222"/>
+                <w:sz w:val="19"/>
+                <w:szCs w:val="19"/>
+              </w:rPr>
+              <w:t xml:space="preserve">Corrosivo grave + vapores tóxicos de HF</w:t>
+            </w:r>
+          </w:p>
+        </w:tc>
+      </w:tr>
+    </w:tbl>
+    <w:p>
+      <w:pPr>
+        <w:spacing w:after="80"/>
+      </w:pPr>
+      <w:r>
+        <w:t xml:space="preserve"/>
+      </w:r>
+    </w:p>
+    <w:tbl>
+      <w:tblPr>
+        <w:tblW w:type="dxa" w:w="9360"/>
+        <w:tblBorders>
+          <w:top w:val="single" w:color="auto" w:sz="4"/>
+          <w:left w:val="single" w:color="auto" w:sz="4"/>
+          <w:bottom w:val="single" w:color="auto" w:sz="4"/>
+          <w:right w:val="single" w:color="auto" w:sz="4"/>
+          <w:insideH w:val="single" w:color="auto" w:sz="4"/>
+          <w:insideV w:val="single" w:color="auto" w:sz="4"/>
+        </w:tblBorders>
+      </w:tblPr>
+      <w:tblGrid>
+        <w:gridCol w:w="9360"/>
+      </w:tblGrid>
+      <w:tr>
+        <w:tc>
+          <w:tcPr>
+            <w:tcW w:type="dxa" w:w="9360"/>
+            <w:tcBorders>
+              <w:top w:val="single" w:color="B45309" w:sz="1"/>
+              <w:left w:val="single" w:color="B45309" w:sz="24"/>
+              <w:bottom w:val="single" w:color="B45309" w:sz="1"/>
+              <w:right w:val="single" w:color="B45309" w:sz="1"/>
+            </w:tcBorders>
+            <w:shd w:fill="EAF2F8" w:val="clear"/>
+            <w:tcMar>
+              <w:top w:type="dxa" w:w="120"/>
+              <w:left w:type="dxa" w:w="160"/>
+              <w:bottom w:type="dxa" w:w="120"/>
+              <w:right w:type="dxa" w:w="160"/>
+            </w:tcMar>
+          </w:tcPr>
+          <w:p>
+            <w:pPr>
+              <w:spacing w:after="60"/>
+            </w:pPr>
+            <w:r>
+              <w:rPr>
+                <w:b/>
+                <w:bCs/>
+                <w:color w:val="B45309"/>
+              </w:rPr>
+              <w:t xml:space="preserve">Valores AEGL no oficiales</w:t>
+            </w:r>
+          </w:p>
+          <w:p>
+            <w:r>
+              <w:t xml:space="preserve">Cuando una sustancia carece de AEGL oficial de la EPA (metilamina, tetrahidrofurano), se emplean valores TEEL de referencia, claramente etiquetados como no oficiales en la ficha. El mando debe tratarlos como orientativos.</w:t>
+            </w:r>
+          </w:p>
+        </w:tc>
+      </w:tr>
+    </w:tbl>
+    <w:p>
+      <w:pPr>
+        <w:pStyle w:val="Heading2"/>
+      </w:pPr>
+      <w:r>
+        <w:t xml:space="preserve">12.2 Evaluación dual de sustancias tóxico-inflamables</w:t>
+      </w:r>
+    </w:p>
+    <w:p>
+      <w:pPr>
+        <w:spacing w:after="120"/>
+      </w:pPr>
+      <w:r>
+        <w:t xml:space="preserve">Una sustancia tóxico-inflamable (óxido de etileno, cloruro de vinilo, acrilonitrilo, acroleína, disulfuro de carbono, metilamina, epiclorhidrina) presenta dos riesgos simultáneos: explosividad (% LEL) y toxicidad (ppm). En muchas de ellas el riesgo tóxico domina mucho antes que el de explosión. Por ello la aplicación genera dos candidatos —uno por explosividad y otro por toxicidad— y el dictamen adopta el peor de los dos.</w:t>
+      </w:r>
+    </w:p>
+    <w:tbl>
+      <w:tblPr>
+        <w:tblW w:type="dxa" w:w="9360"/>
+        <w:tblBorders>
+          <w:top w:val="single" w:color="auto" w:sz="4"/>
+          <w:left w:val="single" w:color="auto" w:sz="4"/>
+          <w:bottom w:val="single" w:color="auto" w:sz="4"/>
+          <w:right w:val="single" w:color="auto" w:sz="4"/>
+          <w:insideH w:val="single" w:color="auto" w:sz="4"/>
+          <w:insideV w:val="single" w:color="auto" w:sz="4"/>
+        </w:tblBorders>
+      </w:tblPr>
+      <w:tblGrid>
+        <w:gridCol w:w="9360"/>
+      </w:tblGrid>
+      <w:tr>
+        <w:tc>
+          <w:tcPr>
+            <w:tcW w:type="dxa" w:w="9360"/>
+            <w:tcBorders>
+              <w:top w:val="single" w:color="B91C1C" w:sz="1"/>
+              <w:left w:val="single" w:color="B91C1C" w:sz="24"/>
+              <w:bottom w:val="single" w:color="B91C1C" w:sz="1"/>
+              <w:right w:val="single" w:color="B91C1C" w:sz="1"/>
+            </w:tcBorders>
+            <w:shd w:fill="EAF2F8" w:val="clear"/>
+            <w:tcMar>
+              <w:top w:type="dxa" w:w="120"/>
+              <w:left w:type="dxa" w:w="160"/>
+              <w:bottom w:type="dxa" w:w="120"/>
+              <w:right w:type="dxa" w:w="160"/>
+            </w:tcMar>
+          </w:tcPr>
+          <w:p>
+            <w:pPr>
+              <w:spacing w:after="60"/>
+            </w:pPr>
+            <w:r>
+              <w:rPr>
+                <w:b/>
+                <w:bCs/>
+                <w:color w:val="B91C1C"/>
+              </w:rPr>
+              <w:t xml:space="preserve">Por qué importa</w:t>
+            </w:r>
+          </w:p>
+          <w:p>
+            <w:r>
+              <w:t xml:space="preserve">El óxido de etileno a una concentración dada puede dar solo un 15 % LEL (nivel bajo por explosividad) pero superar a la vez el umbral AEGL-3 de toxicidad (amenaza vital). Evaluar solo la explosividad infravaloraría gravemente el riesgo. La evaluación dual evita ese punto ciego.</w:t>
+            </w:r>
+          </w:p>
+        </w:tc>
+      </w:tr>
+    </w:tbl>
+    <w:p>
+      <w:pPr>
+        <w:pStyle w:val="Heading2"/>
+      </w:pPr>
+      <w:r>
+        <w:t xml:space="preserve">12.3 Equipo de protección según el riesgo dominante</w:t>
+      </w:r>
+    </w:p>
+    <w:p>
+      <w:pPr>
+        <w:spacing w:after="120"/>
+      </w:pPr>
+      <w:r>
+        <w:t xml:space="preserve">El EPI recomendado depende de qué riesgo dispara el nivel. Para una sustancia tóxico-inflamable cuyo nivel lo impone la toxicidad, prevalece el traje estanco a gases (Tipo 1, EN 943-1) más equipo autónomo, añadiendo el control de focos de ignición y la puesta a tierra porque también arde; si se declara fuego, la protección térmica estructural prevalece. Para un inflamable puro se usa equipo estructural. Para un gas tóxico (cloro, amoníaco) el equipo es estanco, no antisalpicaduras, incluso en nivel II.</w:t>
+      </w:r>
+    </w:p>
+    <w:p>
+      <w:pPr>
+        <w:pStyle w:val="Heading2"/>
+      </w:pPr>
+      <w:r>
+        <w:t xml:space="preserve">12.4 Aviso de productos de combustión peligrosos</w:t>
+      </w:r>
+    </w:p>
+    <w:p>
+      <w:pPr>
+        <w:spacing w:after="120"/>
+      </w:pPr>
+      <w:r>
+        <w:t xml:space="preserve">Algunas sustancias liberan gases tóxicos al arder. El dictamen lo advierte para que el mando lo considere al decidir entre extinguir o dejar arder de forma controlada: el acrilonitrilo libera cianuro de hidrógeno; el cloruro de vinilo y la epiclorhidrina, cloruro de hidrógeno y fosgeno; el disulfuro de carbono, dióxido de azufre; el óxido de etileno puede descomponerse de forma explosiva.</w:t>
+      </w:r>
+    </w:p>
+    <w:p>
+      <w:pPr>
+        <w:pStyle w:val="Heading2"/>
+      </w:pPr>
+      <w:r>
+        <w:t xml:space="preserve">12.5 Fase 2 — Líquidos corrosivos sin nube</w:t>
+      </w:r>
+    </w:p>
+    <w:p>
+      <w:pPr>
+        <w:spacing w:after="120"/>
+      </w:pPr>
+      <w:r>
+        <w:t xml:space="preserve">Muchos químicos industriales son líquidos corrosivos poco o nada volátiles cuyo peligro no es la inhalación de una nube, sino el contacto, la salpicadura, el vertido y la reacción. Para ellos, el motor de dispersión no aplica: la aplicación genera un dictamen corrosivo específico con EPI antisalpicaduras, perímetro de contacto, contención, incompatibilidades químicas y riesgo medioambiental.</w:t>
+      </w:r>
+    </w:p>
+    <w:tbl>
+      <w:tblPr>
+        <w:tblW w:type="dxa" w:w="9360"/>
+        <w:tblBorders>
+          <w:top w:val="single" w:color="auto" w:sz="4"/>
+          <w:left w:val="single" w:color="auto" w:sz="4"/>
+          <w:bottom w:val="single" w:color="auto" w:sz="4"/>
+          <w:right w:val="single" w:color="auto" w:sz="4"/>
+          <w:insideH w:val="single" w:color="auto" w:sz="4"/>
+          <w:insideV w:val="single" w:color="auto" w:sz="4"/>
+        </w:tblBorders>
+      </w:tblPr>
+      <w:tblGrid>
+        <w:gridCol w:w="3700"/>
+        <w:gridCol w:w="1300"/>
+        <w:gridCol w:w="4360"/>
+      </w:tblGrid>
+      <w:tr>
+        <w:trPr>
+          <w:tblHeader/>
+        </w:trPr>
+        <w:tc>
+          <w:tcPr>
+            <w:tcW w:type="dxa" w:w="3700"/>
+            <w:tcBorders>
+              <w:top w:val="single" w:color="C9D6E2" w:sz="1"/>
+              <w:left w:val="single" w:color="C9D6E2" w:sz="1"/>
+              <w:bottom w:val="single" w:color="C9D6E2" w:sz="1"/>
+              <w:right w:val="single" w:color="C9D6E2" w:sz="1"/>
+            </w:tcBorders>
+            <w:shd w:fill="0B1F3A" w:val="clear"/>
+            <w:tcMar>
+              <w:top w:type="dxa" w:w="70"/>
+              <w:left w:type="dxa" w:w="110"/>
+              <w:bottom w:type="dxa" w:w="70"/>
+              <w:right w:type="dxa" w:w="110"/>
+            </w:tcMar>
+          </w:tcPr>
+          <w:p>
+            <w:r>
+              <w:rPr>
+                <w:b/>
+                <w:bCs/>
+                <w:color w:val="FFFFFF"/>
+                <w:sz w:val="20"/>
+                <w:szCs w:val="20"/>
+              </w:rPr>
+              <w:t xml:space="preserve">Sustancia</w:t>
+            </w:r>
+          </w:p>
+        </w:tc>
+        <w:tc>
+          <w:tcPr>
+            <w:tcW w:type="dxa" w:w="1300"/>
+            <w:tcBorders>
+              <w:top w:val="single" w:color="C9D6E2" w:sz="1"/>
+              <w:left w:val="single" w:color="C9D6E2" w:sz="1"/>
+              <w:bottom w:val="single" w:color="C9D6E2" w:sz="1"/>
+              <w:right w:val="single" w:color="C9D6E2" w:sz="1"/>
+            </w:tcBorders>
+            <w:shd w:fill="0B1F3A" w:val="clear"/>
+            <w:tcMar>
+              <w:top w:type="dxa" w:w="70"/>
+              <w:left w:type="dxa" w:w="110"/>
+              <w:bottom w:type="dxa" w:w="70"/>
+              <w:right w:type="dxa" w:w="110"/>
+            </w:tcMar>
+          </w:tcPr>
+          <w:p>
+            <w:r>
+              <w:rPr>
+                <w:b/>
+                <w:bCs/>
+                <w:color w:val="FFFFFF"/>
+                <w:sz w:val="20"/>
+                <w:szCs w:val="20"/>
+              </w:rPr>
+              <w:t xml:space="preserve">ONU</w:t>
+            </w:r>
+          </w:p>
+        </w:tc>
+        <w:tc>
+          <w:tcPr>
+            <w:tcW w:type="dxa" w:w="4360"/>
+            <w:tcBorders>
+              <w:top w:val="single" w:color="C9D6E2" w:sz="1"/>
+              <w:left w:val="single" w:color="C9D6E2" w:sz="1"/>
+              <w:bottom w:val="single" w:color="C9D6E2" w:sz="1"/>
+              <w:right w:val="single" w:color="C9D6E2" w:sz="1"/>
+            </w:tcBorders>
+            <w:shd w:fill="0B1F3A" w:val="clear"/>
+            <w:tcMar>
+              <w:top w:type="dxa" w:w="70"/>
+              <w:left w:type="dxa" w:w="110"/>
+              <w:bottom w:type="dxa" w:w="70"/>
+              <w:right w:type="dxa" w:w="110"/>
+            </w:tcMar>
+          </w:tcPr>
+          <w:p>
+            <w:r>
+              <w:rPr>
+                <w:b/>
+                <w:bCs/>
+                <w:color w:val="FFFFFF"/>
+                <w:sz w:val="20"/>
+                <w:szCs w:val="20"/>
+              </w:rPr>
+              <w:t xml:space="preserve">Nota</w:t>
+            </w:r>
+          </w:p>
+        </w:tc>
+      </w:tr>
+      <w:tr>
+        <w:tc>
+          <w:tcPr>
+            <w:tcW w:type="dxa" w:w="3700"/>
+            <w:tcBorders>
+              <w:top w:val="single" w:color="C9D6E2" w:sz="1"/>
+              <w:left w:val="single" w:color="C9D6E2" w:sz="1"/>
+              <w:bottom w:val="single" w:color="C9D6E2" w:sz="1"/>
+              <w:right w:val="single" w:color="C9D6E2" w:sz="1"/>
+            </w:tcBorders>
+            <w:tcMar>
+              <w:top w:type="dxa" w:w="70"/>
+              <w:left w:type="dxa" w:w="110"/>
+              <w:bottom w:type="dxa" w:w="70"/>
+              <w:right w:type="dxa" w:w="110"/>
+            </w:tcMar>
+          </w:tcPr>
+          <w:p>
+            <w:r>
+              <w:rPr>
+                <w:b w:val="false"/>
+                <w:bCs w:val="false"/>
+                <w:color w:val="222222"/>
+                <w:sz w:val="19"/>
+                <w:szCs w:val="19"/>
+              </w:rPr>
+              <w:t xml:space="preserve">Hidróxido de sodio (sosa)</w:t>
+            </w:r>
+          </w:p>
+        </w:tc>
+        <w:tc>
+          <w:tcPr>
+            <w:tcW w:type="dxa" w:w="1300"/>
+            <w:tcBorders>
+              <w:top w:val="single" w:color="C9D6E2" w:sz="1"/>
+              <w:left w:val="single" w:color="C9D6E2" w:sz="1"/>
+              <w:bottom w:val="single" w:color="C9D6E2" w:sz="1"/>
+              <w:right w:val="single" w:color="C9D6E2" w:sz="1"/>
+            </w:tcBorders>
+            <w:tcMar>
+              <w:top w:type="dxa" w:w="70"/>
+              <w:left w:type="dxa" w:w="110"/>
+              <w:bottom w:type="dxa" w:w="70"/>
+              <w:right w:type="dxa" w:w="110"/>
+            </w:tcMar>
+          </w:tcPr>
+          <w:p>
+            <w:r>
+              <w:rPr>
+                <w:b w:val="false"/>
+                <w:bCs w:val="false"/>
+                <w:color w:val="222222"/>
+                <w:sz w:val="19"/>
+                <w:szCs w:val="19"/>
+              </w:rPr>
+              <w:t xml:space="preserve">1824</w:t>
+            </w:r>
+          </w:p>
+        </w:tc>
+        <w:tc>
+          <w:tcPr>
+            <w:tcW w:type="dxa" w:w="4360"/>
+            <w:tcBorders>
+              <w:top w:val="single" w:color="C9D6E2" w:sz="1"/>
+              <w:left w:val="single" w:color="C9D6E2" w:sz="1"/>
+              <w:bottom w:val="single" w:color="C9D6E2" w:sz="1"/>
+              <w:right w:val="single" w:color="C9D6E2" w:sz="1"/>
+            </w:tcBorders>
+            <w:tcMar>
+              <w:top w:type="dxa" w:w="70"/>
+              <w:left w:type="dxa" w:w="110"/>
+              <w:bottom w:type="dxa" w:w="70"/>
+              <w:right w:type="dxa" w:w="110"/>
+            </w:tcMar>
+          </w:tcPr>
+          <w:p>
+            <w:r>
+              <w:rPr>
+                <w:b w:val="false"/>
+                <w:bCs w:val="false"/>
+                <w:color w:val="222222"/>
+                <w:sz w:val="19"/>
+                <w:szCs w:val="19"/>
+              </w:rPr>
+              <w:t xml:space="preserve">Cáustico; reacción exotérmica con ácidos</w:t>
+            </w:r>
+          </w:p>
+        </w:tc>
+      </w:tr>
+      <w:tr>
+        <w:tc>
+          <w:tcPr>
+            <w:tcW w:type="dxa" w:w="3700"/>
+            <w:tcBorders>
+              <w:top w:val="single" w:color="C9D6E2" w:sz="1"/>
+              <w:left w:val="single" w:color="C9D6E2" w:sz="1"/>
+              <w:bottom w:val="single" w:color="C9D6E2" w:sz="1"/>
+              <w:right w:val="single" w:color="C9D6E2" w:sz="1"/>
+            </w:tcBorders>
+            <w:shd w:fill="F4F8FB" w:val="clear"/>
+            <w:tcMar>
+              <w:top w:type="dxa" w:w="70"/>
+              <w:left w:type="dxa" w:w="110"/>
+              <w:bottom w:type="dxa" w:w="70"/>
+              <w:right w:type="dxa" w:w="110"/>
+            </w:tcMar>
+          </w:tcPr>
+          <w:p>
+            <w:r>
+              <w:rPr>
+                <w:b w:val="false"/>
+                <w:bCs w:val="false"/>
+                <w:color w:val="222222"/>
+                <w:sz w:val="19"/>
+                <w:szCs w:val="19"/>
+              </w:rPr>
+              <w:t xml:space="preserve">Cloruro férrico</w:t>
+            </w:r>
+          </w:p>
+        </w:tc>
+        <w:tc>
+          <w:tcPr>
+            <w:tcW w:type="dxa" w:w="1300"/>
+            <w:tcBorders>
+              <w:top w:val="single" w:color="C9D6E2" w:sz="1"/>
+              <w:left w:val="single" w:color="C9D6E2" w:sz="1"/>
+              <w:bottom w:val="single" w:color="C9D6E2" w:sz="1"/>
+              <w:right w:val="single" w:color="C9D6E2" w:sz="1"/>
+            </w:tcBorders>
+            <w:shd w:fill="F4F8FB" w:val="clear"/>
+            <w:tcMar>
+              <w:top w:type="dxa" w:w="70"/>
+              <w:left w:type="dxa" w:w="110"/>
+              <w:bottom w:type="dxa" w:w="70"/>
+              <w:right w:type="dxa" w:w="110"/>
+            </w:tcMar>
+          </w:tcPr>
+          <w:p>
+            <w:r>
+              <w:rPr>
+                <w:b w:val="false"/>
+                <w:bCs w:val="false"/>
+                <w:color w:val="222222"/>
+                <w:sz w:val="19"/>
+                <w:szCs w:val="19"/>
+              </w:rPr>
+              <w:t xml:space="preserve">2582</w:t>
+            </w:r>
+          </w:p>
+        </w:tc>
+        <w:tc>
+          <w:tcPr>
+            <w:tcW w:type="dxa" w:w="4360"/>
+            <w:tcBorders>
+              <w:top w:val="single" w:color="C9D6E2" w:sz="1"/>
+              <w:left w:val="single" w:color="C9D6E2" w:sz="1"/>
+              <w:bottom w:val="single" w:color="C9D6E2" w:sz="1"/>
+              <w:right w:val="single" w:color="C9D6E2" w:sz="1"/>
+            </w:tcBorders>
+            <w:shd w:fill="F4F8FB" w:val="clear"/>
+            <w:tcMar>
+              <w:top w:type="dxa" w:w="70"/>
+              <w:left w:type="dxa" w:w="110"/>
+              <w:bottom w:type="dxa" w:w="70"/>
+              <w:right w:type="dxa" w:w="110"/>
+            </w:tcMar>
+          </w:tcPr>
+          <w:p>
+            <w:r>
+              <w:rPr>
+                <w:b w:val="false"/>
+                <w:bCs w:val="false"/>
+                <w:color w:val="222222"/>
+                <w:sz w:val="19"/>
+                <w:szCs w:val="19"/>
+              </w:rPr>
+              <w:t xml:space="preserve">Floculante de depuradoras; muy contaminante del agua</w:t>
+            </w:r>
+          </w:p>
+        </w:tc>
+      </w:tr>
+      <w:tr>
+        <w:tc>
+          <w:tcPr>
+            <w:tcW w:type="dxa" w:w="3700"/>
+            <w:tcBorders>
+              <w:top w:val="single" w:color="C9D6E2" w:sz="1"/>
+              <w:left w:val="single" w:color="C9D6E2" w:sz="1"/>
+              <w:bottom w:val="single" w:color="C9D6E2" w:sz="1"/>
+              <w:right w:val="single" w:color="C9D6E2" w:sz="1"/>
+            </w:tcBorders>
+            <w:tcMar>
+              <w:top w:type="dxa" w:w="70"/>
+              <w:left w:type="dxa" w:w="110"/>
+              <w:bottom w:type="dxa" w:w="70"/>
+              <w:right w:type="dxa" w:w="110"/>
+            </w:tcMar>
+          </w:tcPr>
+          <w:p>
+            <w:r>
+              <w:rPr>
+                <w:b w:val="false"/>
+                <w:bCs w:val="false"/>
+                <w:color w:val="222222"/>
+                <w:sz w:val="19"/>
+                <w:szCs w:val="19"/>
+              </w:rPr>
+              <w:t xml:space="preserve">Ácido fosfórico</w:t>
+            </w:r>
+          </w:p>
+        </w:tc>
+        <w:tc>
+          <w:tcPr>
+            <w:tcW w:type="dxa" w:w="1300"/>
+            <w:tcBorders>
+              <w:top w:val="single" w:color="C9D6E2" w:sz="1"/>
+              <w:left w:val="single" w:color="C9D6E2" w:sz="1"/>
+              <w:bottom w:val="single" w:color="C9D6E2" w:sz="1"/>
+              <w:right w:val="single" w:color="C9D6E2" w:sz="1"/>
+            </w:tcBorders>
+            <w:tcMar>
+              <w:top w:type="dxa" w:w="70"/>
+              <w:left w:type="dxa" w:w="110"/>
+              <w:bottom w:type="dxa" w:w="70"/>
+              <w:right w:type="dxa" w:w="110"/>
+            </w:tcMar>
+          </w:tcPr>
+          <w:p>
+            <w:r>
+              <w:rPr>
+                <w:b w:val="false"/>
+                <w:bCs w:val="false"/>
+                <w:color w:val="222222"/>
+                <w:sz w:val="19"/>
+                <w:szCs w:val="19"/>
+              </w:rPr>
+              <w:t xml:space="preserve">1805</w:t>
+            </w:r>
+          </w:p>
+        </w:tc>
+        <w:tc>
+          <w:tcPr>
+            <w:tcW w:type="dxa" w:w="4360"/>
+            <w:tcBorders>
+              <w:top w:val="single" w:color="C9D6E2" w:sz="1"/>
+              <w:left w:val="single" w:color="C9D6E2" w:sz="1"/>
+              <w:bottom w:val="single" w:color="C9D6E2" w:sz="1"/>
+              <w:right w:val="single" w:color="C9D6E2" w:sz="1"/>
+            </w:tcBorders>
+            <w:tcMar>
+              <w:top w:type="dxa" w:w="70"/>
+              <w:left w:type="dxa" w:w="110"/>
+              <w:bottom w:type="dxa" w:w="70"/>
+              <w:right w:type="dxa" w:w="110"/>
+            </w:tcMar>
+          </w:tcPr>
+          <w:p>
+            <w:r>
+              <w:rPr>
+                <w:b w:val="false"/>
+                <w:bCs w:val="false"/>
+                <w:color w:val="222222"/>
+                <w:sz w:val="19"/>
+                <w:szCs w:val="19"/>
+              </w:rPr>
+              <w:t xml:space="preserve">Corrosivo; eutrofización por fosfatos</w:t>
+            </w:r>
+          </w:p>
+        </w:tc>
+      </w:tr>
+      <w:tr>
+        <w:tc>
+          <w:tcPr>
+            <w:tcW w:type="dxa" w:w="3700"/>
+            <w:tcBorders>
+              <w:top w:val="single" w:color="C9D6E2" w:sz="1"/>
+              <w:left w:val="single" w:color="C9D6E2" w:sz="1"/>
+              <w:bottom w:val="single" w:color="C9D6E2" w:sz="1"/>
+              <w:right w:val="single" w:color="C9D6E2" w:sz="1"/>
+            </w:tcBorders>
+            <w:shd w:fill="F4F8FB" w:val="clear"/>
+            <w:tcMar>
+              <w:top w:type="dxa" w:w="70"/>
+              <w:left w:type="dxa" w:w="110"/>
+              <w:bottom w:type="dxa" w:w="70"/>
+              <w:right w:type="dxa" w:w="110"/>
+            </w:tcMar>
+          </w:tcPr>
+          <w:p>
+            <w:r>
+              <w:rPr>
+                <w:b w:val="false"/>
+                <w:bCs w:val="false"/>
+                <w:color w:val="222222"/>
+                <w:sz w:val="19"/>
+                <w:szCs w:val="19"/>
+              </w:rPr>
+              <w:t xml:space="preserve">Hipoclorito sódico (lejía)</w:t>
+            </w:r>
+          </w:p>
+        </w:tc>
+        <w:tc>
+          <w:tcPr>
+            <w:tcW w:type="dxa" w:w="1300"/>
+            <w:tcBorders>
+              <w:top w:val="single" w:color="C9D6E2" w:sz="1"/>
+              <w:left w:val="single" w:color="C9D6E2" w:sz="1"/>
+              <w:bottom w:val="single" w:color="C9D6E2" w:sz="1"/>
+              <w:right w:val="single" w:color="C9D6E2" w:sz="1"/>
+            </w:tcBorders>
+            <w:shd w:fill="F4F8FB" w:val="clear"/>
+            <w:tcMar>
+              <w:top w:type="dxa" w:w="70"/>
+              <w:left w:type="dxa" w:w="110"/>
+              <w:bottom w:type="dxa" w:w="70"/>
+              <w:right w:type="dxa" w:w="110"/>
+            </w:tcMar>
+          </w:tcPr>
+          <w:p>
+            <w:r>
+              <w:rPr>
+                <w:b w:val="false"/>
+                <w:bCs w:val="false"/>
+                <w:color w:val="222222"/>
+                <w:sz w:val="19"/>
+                <w:szCs w:val="19"/>
+              </w:rPr>
+              <w:t xml:space="preserve">1791</w:t>
+            </w:r>
+          </w:p>
+        </w:tc>
+        <w:tc>
+          <w:tcPr>
+            <w:tcW w:type="dxa" w:w="4360"/>
+            <w:tcBorders>
+              <w:top w:val="single" w:color="C9D6E2" w:sz="1"/>
+              <w:left w:val="single" w:color="C9D6E2" w:sz="1"/>
+              <w:bottom w:val="single" w:color="C9D6E2" w:sz="1"/>
+              <w:right w:val="single" w:color="C9D6E2" w:sz="1"/>
+            </w:tcBorders>
+            <w:shd w:fill="F4F8FB" w:val="clear"/>
+            <w:tcMar>
+              <w:top w:type="dxa" w:w="70"/>
+              <w:left w:type="dxa" w:w="110"/>
+              <w:bottom w:type="dxa" w:w="70"/>
+              <w:right w:type="dxa" w:w="110"/>
+            </w:tcMar>
+          </w:tcPr>
+          <w:p>
+            <w:r>
+              <w:rPr>
+                <w:b w:val="false"/>
+                <w:bCs w:val="false"/>
+                <w:color w:val="222222"/>
+                <w:sz w:val="19"/>
+                <w:szCs w:val="19"/>
+              </w:rPr>
+              <w:t xml:space="preserve">Con ácidos libera cloro gas tóxico</w:t>
+            </w:r>
+          </w:p>
+        </w:tc>
+      </w:tr>
+      <w:tr>
+        <w:tc>
+          <w:tcPr>
+            <w:tcW w:type="dxa" w:w="3700"/>
+            <w:tcBorders>
+              <w:top w:val="single" w:color="C9D6E2" w:sz="1"/>
+              <w:left w:val="single" w:color="C9D6E2" w:sz="1"/>
+              <w:bottom w:val="single" w:color="C9D6E2" w:sz="1"/>
+              <w:right w:val="single" w:color="C9D6E2" w:sz="1"/>
+            </w:tcBorders>
+            <w:tcMar>
+              <w:top w:type="dxa" w:w="70"/>
+              <w:left w:type="dxa" w:w="110"/>
+              <w:bottom w:type="dxa" w:w="70"/>
+              <w:right w:type="dxa" w:w="110"/>
+            </w:tcMar>
+          </w:tcPr>
+          <w:p>
+            <w:r>
+              <w:rPr>
+                <w:b w:val="false"/>
+                <w:bCs w:val="false"/>
+                <w:color w:val="222222"/>
+                <w:sz w:val="19"/>
+                <w:szCs w:val="19"/>
+              </w:rPr>
+              <w:t xml:space="preserve">Hidróxido potásico (potasa)</w:t>
+            </w:r>
+          </w:p>
+        </w:tc>
+        <w:tc>
+          <w:tcPr>
+            <w:tcW w:type="dxa" w:w="1300"/>
+            <w:tcBorders>
+              <w:top w:val="single" w:color="C9D6E2" w:sz="1"/>
+              <w:left w:val="single" w:color="C9D6E2" w:sz="1"/>
+              <w:bottom w:val="single" w:color="C9D6E2" w:sz="1"/>
+              <w:right w:val="single" w:color="C9D6E2" w:sz="1"/>
+            </w:tcBorders>
+            <w:tcMar>
+              <w:top w:type="dxa" w:w="70"/>
+              <w:left w:type="dxa" w:w="110"/>
+              <w:bottom w:type="dxa" w:w="70"/>
+              <w:right w:type="dxa" w:w="110"/>
+            </w:tcMar>
+          </w:tcPr>
+          <w:p>
+            <w:r>
+              <w:rPr>
+                <w:b w:val="false"/>
+                <w:bCs w:val="false"/>
+                <w:color w:val="222222"/>
+                <w:sz w:val="19"/>
+                <w:szCs w:val="19"/>
+              </w:rPr>
+              <w:t xml:space="preserve">1814</w:t>
+            </w:r>
+          </w:p>
+        </w:tc>
+        <w:tc>
+          <w:tcPr>
+            <w:tcW w:type="dxa" w:w="4360"/>
+            <w:tcBorders>
+              <w:top w:val="single" w:color="C9D6E2" w:sz="1"/>
+              <w:left w:val="single" w:color="C9D6E2" w:sz="1"/>
+              <w:bottom w:val="single" w:color="C9D6E2" w:sz="1"/>
+              <w:right w:val="single" w:color="C9D6E2" w:sz="1"/>
+            </w:tcBorders>
+            <w:tcMar>
+              <w:top w:type="dxa" w:w="70"/>
+              <w:left w:type="dxa" w:w="110"/>
+              <w:bottom w:type="dxa" w:w="70"/>
+              <w:right w:type="dxa" w:w="110"/>
+            </w:tcMar>
+          </w:tcPr>
+          <w:p>
+            <w:r>
+              <w:rPr>
+                <w:b w:val="false"/>
+                <w:bCs w:val="false"/>
+                <w:color w:val="222222"/>
+                <w:sz w:val="19"/>
+                <w:szCs w:val="19"/>
+              </w:rPr>
+              <w:t xml:space="preserve">Cáustico; libera H₂ con metales ligeros</w:t>
+            </w:r>
+          </w:p>
+        </w:tc>
+      </w:tr>
+    </w:tbl>
+    <w:p>
+      <w:pPr>
+        <w:spacing w:after="80"/>
+      </w:pPr>
+      <w:r>
+        <w:t xml:space="preserve"/>
+      </w:r>
+    </w:p>
+    <w:tbl>
+      <w:tblPr>
+        <w:tblW w:type="dxa" w:w="9360"/>
+        <w:tblBorders>
+          <w:top w:val="single" w:color="auto" w:sz="4"/>
+          <w:left w:val="single" w:color="auto" w:sz="4"/>
+          <w:bottom w:val="single" w:color="auto" w:sz="4"/>
+          <w:right w:val="single" w:color="auto" w:sz="4"/>
+          <w:insideH w:val="single" w:color="auto" w:sz="4"/>
+          <w:insideV w:val="single" w:color="auto" w:sz="4"/>
+        </w:tblBorders>
+      </w:tblPr>
+      <w:tblGrid>
+        <w:gridCol w:w="9360"/>
+      </w:tblGrid>
+      <w:tr>
+        <w:tc>
+          <w:tcPr>
+            <w:tcW w:type="dxa" w:w="9360"/>
+            <w:tcBorders>
+              <w:top w:val="single" w:color="B91C1C" w:sz="1"/>
+              <w:left w:val="single" w:color="B91C1C" w:sz="24"/>
+              <w:bottom w:val="single" w:color="B91C1C" w:sz="1"/>
+              <w:right w:val="single" w:color="B91C1C" w:sz="1"/>
+            </w:tcBorders>
+            <w:shd w:fill="EAF2F8" w:val="clear"/>
+            <w:tcMar>
+              <w:top w:type="dxa" w:w="120"/>
+              <w:left w:type="dxa" w:w="160"/>
+              <w:bottom w:type="dxa" w:w="120"/>
+              <w:right w:type="dxa" w:w="160"/>
+            </w:tcMar>
+          </w:tcPr>
+          <w:p>
+            <w:pPr>
+              <w:spacing w:after="60"/>
+            </w:pPr>
+            <w:r>
+              <w:rPr>
+                <w:b/>
+                <w:bCs/>
+                <w:color w:val="B91C1C"/>
+              </w:rPr>
+              <w:t xml:space="preserve">Incompatibilidad materializada</w:t>
+            </w:r>
+          </w:p>
+          <w:p>
+            <w:r>
+              <w:t xml:space="preserve">Si se identifica un corrosivo (p. ej. hipoclorito) y a la vez se mide un gas tóxico (cloro), la aplicación entiende que la incompatibilidad ya se ha producido: el dictamen tóxico prevalece sobre el de contacto y se avisa de reacción en curso. Es el mecanismo que causa intoxicaciones reales por cloro en piscinas y limpiezas.</w:t>
+            </w:r>
+          </w:p>
+        </w:tc>
+      </w:tr>
+    </w:tbl>
+    <w:p>
+      <w:pPr>
+        <w:pStyle w:val="Heading2"/>
+      </w:pPr>
+      <w:r>
+        <w:t xml:space="preserve">12.6 Subproductos de reacción con el contenedor</w:t>
+      </w:r>
+    </w:p>
+    <w:p>
+      <w:pPr>
+        <w:spacing w:after="120"/>
+      </w:pPr>
+      <w:r>
+        <w:t xml:space="preserve">Un ácido o una base en contacto con el metal del contenedor (acero, aluminio) puede liberar hidrógeno, creando una atmósfera explosiva. La aplicación lo predice a partir de la familia química de la sustancia y el material del contenedor. Caso típico: ácido fluorhídrico en disolución (ONU 1790) dentro de un contenedor metálico, donde además del doble peligro del HF (corrosivo grave con antídoto de gluconato cálcico, más vapores tóxicos) hay que vigilar el hidrógeno.</w:t>
+      </w:r>
+    </w:p>
+    <w:p>
+      <w:pPr>
+        <w:pStyle w:val="Heading2"/>
+      </w:pPr>
+      <w:r>
+        <w:t xml:space="preserve">12.7 Medición de hidrógeno: dos sensores, dos unidades</w:t>
+      </w:r>
+    </w:p>
+    <w:p>
+      <w:pPr>
+        <w:spacing w:after="120"/>
+      </w:pPr>
+      <w:r>
+        <w:t xml:space="preserve">El hidrógeno puede medirse de dos formas. El sensor MPS (NevadaNano) entrega directamente el porcentaje del límite de explosividad (% LEL). El sensor electroquímico (SensoriC H2 3E 4 %) mide concentración real en partes por millón, con un rango de cero a cuarenta mil ppm, que equivale a cero a cien por ciento del LEL. La aplicación convierte los ppm del electroquímico a % LEL empleando el límite real del hidrógeno: cuatro por ciento en volumen, es decir, cuarenta mil ppm equivalen al cien por cien del LEL. El hidrógeno no es tóxico; su riesgo es la explosividad.</w:t>
+      </w:r>
+    </w:p>
+    <w:tbl>
+      <w:tblPr>
+        <w:tblW w:type="dxa" w:w="9360"/>
+        <w:tblBorders>
+          <w:top w:val="single" w:color="auto" w:sz="4"/>
+          <w:left w:val="single" w:color="auto" w:sz="4"/>
+          <w:bottom w:val="single" w:color="auto" w:sz="4"/>
+          <w:right w:val="single" w:color="auto" w:sz="4"/>
+          <w:insideH w:val="single" w:color="auto" w:sz="4"/>
+          <w:insideV w:val="single" w:color="auto" w:sz="4"/>
+        </w:tblBorders>
+      </w:tblPr>
+      <w:tblGrid>
+        <w:gridCol w:w="9360"/>
+      </w:tblGrid>
+      <w:tr>
+        <w:tc>
+          <w:tcPr>
+            <w:tcW w:type="dxa" w:w="9360"/>
+            <w:tcBorders>
+              <w:top w:val="single" w:color="0E6BA8" w:sz="1"/>
+              <w:left w:val="single" w:color="0E6BA8" w:sz="24"/>
+              <w:bottom w:val="single" w:color="0E6BA8" w:sz="1"/>
+              <w:right w:val="single" w:color="0E6BA8" w:sz="1"/>
+            </w:tcBorders>
+            <w:shd w:fill="EAF2F8" w:val="clear"/>
+            <w:tcMar>
+              <w:top w:type="dxa" w:w="120"/>
+              <w:left w:type="dxa" w:w="160"/>
+              <w:bottom w:type="dxa" w:w="120"/>
+              <w:right w:type="dxa" w:w="160"/>
+            </w:tcMar>
+          </w:tcPr>
+          <w:p>
+            <w:pPr>
+              <w:spacing w:after="60"/>
+            </w:pPr>
+            <w:r>
+              <w:rPr>
+                <w:b/>
+                <w:bCs/>
+                <w:color w:val="0E6BA8"/>
+              </w:rPr>
+              <w:t xml:space="preserve">Canal correcto del hidrógeno</w:t>
+            </w:r>
+          </w:p>
+          <w:p>
+            <w:r>
+              <w:t xml:space="preserve">Si lee el valor en el sensor electroquímico, introdúzcalo en partes por millón en el canal de hidrógeno y la aplicación lo convierte. Si lo lee en el MPS, ya está en porcentaje del LEL y va por el canal correspondiente. Conviene tener claro cuál de los dos sensores se está usando al introducir el dato.</w:t>
+            </w:r>
+          </w:p>
+        </w:tc>
+      </w:tr>
+    </w:tbl>
+    <w:p>
+      <w:r>
+        <w:br w:type="page"/>
+      </w:r>
+    </w:p>
+    <w:p>
+      <w:pPr>
+        <w:pStyle w:val="Heading1"/>
+      </w:pPr>
+      <w:r>
+        <w:t xml:space="preserve">13. Alcance del modelo de dispersión</w:t>
+      </w:r>
+    </w:p>
+    <w:p>
+      <w:pPr>
+        <w:spacing w:after="120"/>
+      </w:pPr>
+      <w:r>
         <w:t xml:space="preserve">Esta sección sitúa con honestidad la herramienta dentro de la jerarquía de modelos de dispersión atmosférica, para que el usuario sepa qué puede esperar de ella y qué no.</w:t>
       </w:r>
     </w:p>
@@ -6217,7 +8340,7 @@
         <w:pStyle w:val="Heading2"/>
       </w:pPr>
       <w:r>
-        <w:t xml:space="preserve">12.1 La jerarquía de modelos</w:t>
+        <w:t xml:space="preserve">13.1 La jerarquía de modelos</w:t>
       </w:r>
     </w:p>
     <w:p>
@@ -6751,7 +8874,7 @@
         <w:pStyle w:val="Heading2"/>
       </w:pPr>
       <w:r>
-        <w:t xml:space="preserve">12.2 Qué nos separa de un modelo integral validado (Nivel 2)</w:t>
+        <w:t xml:space="preserve">13.2 Qué nos separa de un modelo integral validado (Nivel 2)</w:t>
       </w:r>
     </w:p>
     <w:p>
@@ -6798,7 +8921,7 @@
         <w:pStyle w:val="Heading2"/>
       </w:pPr>
       <w:r>
-        <w:t xml:space="preserve">12.3 Qué nos separa de un CFD (Nivel 3)</w:t>
+        <w:t xml:space="preserve">13.3 Qué nos separa de un CFD (Nivel 3)</w:t>
       </w:r>
     </w:p>
     <w:p>
@@ -6814,7 +8937,7 @@
         <w:pStyle w:val="Heading2"/>
       </w:pPr>
       <w:r>
-        <w:t xml:space="preserve">12.4 Para qué sirve cada nivel</w:t>
+        <w:t xml:space="preserve">13.4 Para qué sirve cada nivel</w:t>
       </w:r>
     </w:p>
     <w:tbl>
@@ -7462,7 +9585,7 @@
         <w:pStyle w:val="Heading2"/>
       </w:pPr>
       <w:r>
-        <w:t xml:space="preserve">12.5 Cuantificación honesta de la incertidumbre</w:t>
+        <w:t xml:space="preserve">13.5 Cuantificación honesta de la incertidumbre</w:t>
       </w:r>
     </w:p>
     <w:p>
@@ -7555,7 +9678,7 @@
         <w:pStyle w:val="Heading1"/>
       </w:pPr>
       <w:r>
-        <w:t xml:space="preserve">13. Fuentes normativas y limitaciones</w:t>
+        <w:t xml:space="preserve">14. Fuentes normativas y limitaciones</w:t>
       </w:r>
     </w:p>
     <w:p>
@@ -7563,7 +9686,7 @@
         <w:pStyle w:val="Heading2"/>
       </w:pPr>
       <w:r>
-        <w:t xml:space="preserve">13.1 Fuentes</w:t>
+        <w:t xml:space="preserve">14.1 Fuentes</w:t>
       </w:r>
     </w:p>
     <w:p>
@@ -7675,7 +9798,7 @@
         <w:pStyle w:val="Heading2"/>
       </w:pPr>
       <w:r>
-        <w:t xml:space="preserve">13.2 Limitaciones generales</w:t>
+        <w:t xml:space="preserve">14.2 Limitaciones generales</w:t>
       </w:r>
     </w:p>
     <w:p>

--- a/Manual_SITAC_NBQ.docx
+++ b/Manual_SITAC_NBQ.docx
@@ -8324,7 +8324,7 @@
         <w:pStyle w:val="Heading1"/>
       </w:pPr>
       <w:r>
-        <w:t xml:space="preserve">13. Alcance del modelo de dispersión</w:t>
+        <w:t xml:space="preserve">13. Configuración de detectores y corrección de sensores</w:t>
       </w:r>
     </w:p>
     <w:p>
@@ -8332,6 +8332,293 @@
         <w:spacing w:after="120"/>
       </w:pPr>
       <w:r>
+        <w:t xml:space="preserve">La aplicación permite configurar los detectores reales del equipo y aplica correcciones basadas en datos oficiales de fabricante (RAE Systems by Honeywell y Dräger), de modo que las lecturas se interpreten con el rigor que corresponde a cada sensor.</w:t>
+      </w:r>
+    </w:p>
+    <w:p>
+      <w:pPr>
+        <w:pStyle w:val="Heading2"/>
+      </w:pPr>
+      <w:r>
+        <w:t xml:space="preserve">13.1 Configuración de detectores en el asistente</w:t>
+      </w:r>
+    </w:p>
+    <w:p>
+      <w:pPr>
+        <w:spacing w:after="120"/>
+      </w:pPr>
+      <w:r>
+        <w:t xml:space="preserve">El asistente de intervención comienza con un paso de configuración de detectores. Para cada detector (A principal y B de contraste opcional) se identifica el fabricante entre RAE, Dräger, MSA, Honeywell y Blackline, y se seleccionan las celdas según el gas que detecta cada una. Al elegir fabricante se premarcan las celdas típicas de ese equipo, basadas en sus catálogos reales, que el operador ajusta a su unidad concreta. La configuración se guarda en el dispositivo y persiste entre intervenciones.</w:t>
+      </w:r>
+    </w:p>
+    <w:p>
+      <w:pPr>
+        <w:spacing w:after="120"/>
+      </w:pPr>
+      <w:r>
+        <w:t xml:space="preserve">En el paso de lecturas, cada detector configurado genera automáticamente su propio panel con las celdas seleccionadas, listas para introducir las mediciones, sin necesidad de elegir configuraciones preestablecidas. Al cambiar de intervención, los paneles se regeneran con los detectores vigentes.</w:t>
+      </w:r>
+    </w:p>
+    <w:p>
+      <w:pPr>
+        <w:pStyle w:val="Heading2"/>
+      </w:pPr>
+      <w:r>
+        <w:t xml:space="preserve">13.2 Tipo de sensor de explosividad y gas de calibración</w:t>
+      </w:r>
+    </w:p>
+    <w:p>
+      <w:pPr>
+        <w:spacing w:after="120"/>
+      </w:pPr>
+      <w:r>
+        <w:t xml:space="preserve">Para la medida de explosividad, la aplicación distingue tres tipos de sensor: el MPS (sensor molecular, característico de Blackline), el LEL catalítico de perla, y el LEL infrarrojo. Los tres están disponibles para cualquier fabricante; el operador elige el que monta su unidad.</w:t>
+      </w:r>
+    </w:p>
+    <w:tbl>
+      <w:tblPr>
+        <w:tblW w:type="dxa" w:w="9360"/>
+        <w:tblBorders>
+          <w:top w:val="single" w:color="auto" w:sz="4"/>
+          <w:left w:val="single" w:color="auto" w:sz="4"/>
+          <w:bottom w:val="single" w:color="auto" w:sz="4"/>
+          <w:right w:val="single" w:color="auto" w:sz="4"/>
+          <w:insideH w:val="single" w:color="auto" w:sz="4"/>
+          <w:insideV w:val="single" w:color="auto" w:sz="4"/>
+        </w:tblBorders>
+      </w:tblPr>
+      <w:tblGrid>
+        <w:gridCol w:w="9360"/>
+      </w:tblGrid>
+      <w:tr>
+        <w:tc>
+          <w:tcPr>
+            <w:tcW w:type="dxa" w:w="9360"/>
+            <w:tcBorders>
+              <w:top w:val="single" w:color="0E6BA8" w:sz="1"/>
+              <w:left w:val="single" w:color="0E6BA8" w:sz="24"/>
+              <w:bottom w:val="single" w:color="0E6BA8" w:sz="1"/>
+              <w:right w:val="single" w:color="0E6BA8" w:sz="1"/>
+            </w:tcBorders>
+            <w:shd w:fill="EAF2F8" w:val="clear"/>
+            <w:tcMar>
+              <w:top w:type="dxa" w:w="120"/>
+              <w:left w:type="dxa" w:w="160"/>
+              <w:bottom w:type="dxa" w:w="120"/>
+              <w:right w:type="dxa" w:w="160"/>
+            </w:tcMar>
+          </w:tcPr>
+          <w:p>
+            <w:pPr>
+              <w:spacing w:after="60"/>
+            </w:pPr>
+            <w:r>
+              <w:rPr>
+                <w:b/>
+                <w:bCs/>
+                <w:color w:val="0E6BA8"/>
+              </w:rPr>
+              <w:t xml:space="preserve">Por qué importa el gas de calibración</w:t>
+            </w:r>
+          </w:p>
+          <w:p>
+            <w:r>
+              <w:t xml:space="preserve">Un sensor LEL catalítico o infrarrojo muestra el porcentaje del límite de explosividad asumiendo que el gas presente es el de calibración. Si el gas real es distinto, la lectura debe corregirse. Por eso, al elegir sensor catalítico o infrarrojo, la aplicación pide el gas de calibración (metano, propano, butano o hexano). El MPS no necesita este dato, porque identifica el gas y entrega el porcentaje del límite de explosividad real.</w:t>
+            </w:r>
+          </w:p>
+        </w:tc>
+      </w:tr>
+    </w:tbl>
+    <w:p>
+      <w:pPr>
+        <w:pStyle w:val="Heading2"/>
+      </w:pPr>
+      <w:r>
+        <w:t xml:space="preserve">13.3 Corrección de factores LEL</w:t>
+      </w:r>
+    </w:p>
+    <w:p>
+      <w:pPr>
+        <w:spacing w:after="120"/>
+      </w:pPr>
+      <w:r>
+        <w:t xml:space="preserve">Cuando el detector usa sensor catalítico o infrarrojo, está calibrado en un gas concreto, y la sustancia presente es otra ya identificada, la aplicación corrige la lectura aplicando el factor de respuesta del gas real respecto al gas de calibración. Los factores proceden de las notas técnicas oficiales de los fabricantes: los de RAE están referidos a metano (su base de calibración), y los de Dräger infrarrojo a propano (la suya), por lo que la aplicación los maneja por fabricante.</w:t>
+      </w:r>
+    </w:p>
+    <w:tbl>
+      <w:tblPr>
+        <w:tblW w:type="dxa" w:w="9360"/>
+        <w:tblBorders>
+          <w:top w:val="single" w:color="auto" w:sz="4"/>
+          <w:left w:val="single" w:color="auto" w:sz="4"/>
+          <w:bottom w:val="single" w:color="auto" w:sz="4"/>
+          <w:right w:val="single" w:color="auto" w:sz="4"/>
+          <w:insideH w:val="single" w:color="auto" w:sz="4"/>
+          <w:insideV w:val="single" w:color="auto" w:sz="4"/>
+        </w:tblBorders>
+      </w:tblPr>
+      <w:tblGrid>
+        <w:gridCol w:w="9360"/>
+      </w:tblGrid>
+      <w:tr>
+        <w:tc>
+          <w:tcPr>
+            <w:tcW w:type="dxa" w:w="9360"/>
+            <w:tcBorders>
+              <w:top w:val="single" w:color="B91C1C" w:sz="1"/>
+              <w:left w:val="single" w:color="B91C1C" w:sz="24"/>
+              <w:bottom w:val="single" w:color="B91C1C" w:sz="1"/>
+              <w:right w:val="single" w:color="B91C1C" w:sz="1"/>
+            </w:tcBorders>
+            <w:shd w:fill="EAF2F8" w:val="clear"/>
+            <w:tcMar>
+              <w:top w:type="dxa" w:w="120"/>
+              <w:left w:type="dxa" w:w="160"/>
+              <w:bottom w:type="dxa" w:w="120"/>
+              <w:right w:type="dxa" w:w="160"/>
+            </w:tcMar>
+          </w:tcPr>
+          <w:p>
+            <w:pPr>
+              <w:spacing w:after="60"/>
+            </w:pPr>
+            <w:r>
+              <w:rPr>
+                <w:b/>
+                <w:bCs/>
+                <w:color w:val="B91C1C"/>
+              </w:rPr>
+              <w:t xml:space="preserve">Relevancia para la seguridad</w:t>
+            </w:r>
+          </w:p>
+          <w:p>
+            <w:r>
+              <w:t xml:space="preserve">Un sensor catalítico calibrado en metano infravalora los hidrocarburos pesados. Por ejemplo, una lectura de 8 % LEL midiendo hexano corresponde en realidad a unos 18 % LEL (factor 2,3). Sin corrección, una atmósfera que parece tranquila puede estar próxima al umbral de alerta. La aplicación corrige la lectura y lo advierte expresamente en el dictamen.</w:t>
+            </w:r>
+          </w:p>
+        </w:tc>
+      </w:tr>
+    </w:tbl>
+    <w:p>
+      <w:pPr>
+        <w:pStyle w:val="Heading2"/>
+      </w:pPr>
+      <w:r>
+        <w:t xml:space="preserve">13.4 Sensibilidades cruzadas por fabricante</w:t>
+      </w:r>
+    </w:p>
+    <w:p>
+      <w:pPr>
+        <w:spacing w:after="120"/>
+      </w:pPr>
+      <w:r>
+        <w:t xml:space="preserve">A partir de las tablas de interferencias de los datasheet oficiales de cada fabricante (Dräger, MSA, RAE/Honeywell y Blackline), la aplicación advierte cuando un gas medido puede estar falseando la lectura de otra celda. La aplicación elige automáticamente la tabla del fabricante del detector configurado, porque las interferencias difieren mucho entre marcas.</w:t>
+      </w:r>
+    </w:p>
+    <w:p>
+      <w:pPr>
+        <w:spacing w:after="120"/>
+      </w:pPr>
+      <w:r>
+        <w:t xml:space="preserve">Las diferencias entre fabricantes son grandes y conviene conocerlas. Por ejemplo, el hidrógeno produce una lectura falsa de monóxido de carbono que va desde un 12 % en Blackline hasta un 48 % en MSA, pasando por un 20 % en Dräger y un 40 % en RAE/Honeywell. Por eso aplicar la tabla equivocada daría avisos desviados.</w:t>
+      </w:r>
+    </w:p>
+    <w:tbl>
+      <w:tblPr>
+        <w:tblW w:type="dxa" w:w="9360"/>
+        <w:tblBorders>
+          <w:top w:val="single" w:color="auto" w:sz="4"/>
+          <w:left w:val="single" w:color="auto" w:sz="4"/>
+          <w:bottom w:val="single" w:color="auto" w:sz="4"/>
+          <w:right w:val="single" w:color="auto" w:sz="4"/>
+          <w:insideH w:val="single" w:color="auto" w:sz="4"/>
+          <w:insideV w:val="single" w:color="auto" w:sz="4"/>
+        </w:tblBorders>
+      </w:tblPr>
+      <w:tblGrid>
+        <w:gridCol w:w="9360"/>
+      </w:tblGrid>
+      <w:tr>
+        <w:tc>
+          <w:tcPr>
+            <w:tcW w:type="dxa" w:w="9360"/>
+            <w:tcBorders>
+              <w:top w:val="single" w:color="B91C1C" w:sz="1"/>
+              <w:left w:val="single" w:color="B91C1C" w:sz="24"/>
+              <w:bottom w:val="single" w:color="B91C1C" w:sz="1"/>
+              <w:right w:val="single" w:color="B91C1C" w:sz="1"/>
+            </w:tcBorders>
+            <w:shd w:fill="EAF2F8" w:val="clear"/>
+            <w:tcMar>
+              <w:top w:type="dxa" w:w="120"/>
+              <w:left w:type="dxa" w:w="160"/>
+              <w:bottom w:type="dxa" w:w="120"/>
+              <w:right w:type="dxa" w:w="160"/>
+            </w:tcMar>
+          </w:tcPr>
+          <w:p>
+            <w:pPr>
+              <w:spacing w:after="60"/>
+            </w:pPr>
+            <w:r>
+              <w:rPr>
+                <w:b/>
+                <w:bCs/>
+                <w:color w:val="B91C1C"/>
+              </w:rPr>
+              <w:t xml:space="preserve">Interferencia crítica: H₂S en la celda de HCN</w:t>
+            </w:r>
+          </w:p>
+          <w:p>
+            <w:r>
+              <w:t xml:space="preserve">La interferencia más peligrosa documentada es la del sulfuro de hidrógeno sobre la celda de cianuro de hidrógeno. En los sensores Dräger y MSA, el H₂S dispara la lectura de HCN un 300 %; en los de RAE/Honeywell, hasta un 600 %, hasta el punto de que el fabricante advierte que ese sensor no es apto para atmósferas con H₂S. En un ambiente con sulfhídrico, una lectura de cianuro puede estar enormemente inflada. La aplicación lo advierte de forma reforzada.</w:t>
+            </w:r>
+          </w:p>
+        </w:tc>
+      </w:tr>
+    </w:tbl>
+    <w:p>
+      <w:pPr>
+        <w:spacing w:after="120"/>
+      </w:pPr>
+      <w:r>
+        <w:t xml:space="preserve">El principio aplicado es de seguridad: la aplicación avisa de la posible interferencia, pero nunca reduce en silencio un valor medido; la decisión queda en manos del mando, que debe verificar con el detector de contraste o con lectura selectiva. Las interferencias negativas (un gas que hunde la lectura de otro) reciben atención especial, porque pueden ocultar un gas realmente presente y evitar una alarma.</w:t>
+      </w:r>
+    </w:p>
+    <w:p>
+      <w:pPr>
+        <w:pStyle w:val="Heading2"/>
+      </w:pPr>
+      <w:r>
+        <w:t xml:space="preserve">13.5 Medición de hidrógeno con dos sensores</w:t>
+      </w:r>
+    </w:p>
+    <w:p>
+      <w:pPr>
+        <w:spacing w:after="120"/>
+      </w:pPr>
+      <w:r>
+        <w:t xml:space="preserve">El hidrógeno puede medirse de dos formas. El sensor MPS entrega directamente el porcentaje del límite de explosividad. El sensor electroquímico mide concentración real en partes por millón, con un fondo de escala de cuarenta mil ppm que equivale al cien por cien del límite de explosividad (cuatro por ciento en volumen). La aplicación convierte los ppm del electroquímico a porcentaje del límite de explosividad empleando ese límite real. El hidrógeno no es tóxico; su riesgo es la explosividad.</w:t>
+      </w:r>
+    </w:p>
+    <w:p>
+      <w:r>
+        <w:br w:type="page"/>
+      </w:r>
+    </w:p>
+    <w:p>
+      <w:pPr>
+        <w:pStyle w:val="Heading1"/>
+      </w:pPr>
+      <w:r>
+        <w:t xml:space="preserve">14. Alcance del modelo de dispersión</w:t>
+      </w:r>
+    </w:p>
+    <w:p>
+      <w:pPr>
+        <w:spacing w:after="120"/>
+      </w:pPr>
+      <w:r>
         <w:t xml:space="preserve">Esta sección sitúa con honestidad la herramienta dentro de la jerarquía de modelos de dispersión atmosférica, para que el usuario sepa qué puede esperar de ella y qué no.</w:t>
       </w:r>
     </w:p>
@@ -8340,7 +8627,7 @@
         <w:pStyle w:val="Heading2"/>
       </w:pPr>
       <w:r>
-        <w:t xml:space="preserve">13.1 La jerarquía de modelos</w:t>
+        <w:t xml:space="preserve">14.1 La jerarquía de modelos</w:t>
       </w:r>
     </w:p>
     <w:p>
@@ -8874,7 +9161,7 @@
         <w:pStyle w:val="Heading2"/>
       </w:pPr>
       <w:r>
-        <w:t xml:space="preserve">13.2 Qué nos separa de un modelo integral validado (Nivel 2)</w:t>
+        <w:t xml:space="preserve">14.2 Qué nos separa de un modelo integral validado (Nivel 2)</w:t>
       </w:r>
     </w:p>
     <w:p>
@@ -8921,7 +9208,7 @@
         <w:pStyle w:val="Heading2"/>
       </w:pPr>
       <w:r>
-        <w:t xml:space="preserve">13.3 Qué nos separa de un CFD (Nivel 3)</w:t>
+        <w:t xml:space="preserve">14.3 Qué nos separa de un CFD (Nivel 3)</w:t>
       </w:r>
     </w:p>
     <w:p>
@@ -8937,7 +9224,7 @@
         <w:pStyle w:val="Heading2"/>
       </w:pPr>
       <w:r>
-        <w:t xml:space="preserve">13.4 Para qué sirve cada nivel</w:t>
+        <w:t xml:space="preserve">14.4 Para qué sirve cada nivel</w:t>
       </w:r>
     </w:p>
     <w:tbl>
@@ -9585,7 +9872,7 @@
         <w:pStyle w:val="Heading2"/>
       </w:pPr>
       <w:r>
-        <w:t xml:space="preserve">13.5 Cuantificación honesta de la incertidumbre</w:t>
+        <w:t xml:space="preserve">14.5 Cuantificación honesta de la incertidumbre</w:t>
       </w:r>
     </w:p>
     <w:p>
@@ -9678,7 +9965,7 @@
         <w:pStyle w:val="Heading1"/>
       </w:pPr>
       <w:r>
-        <w:t xml:space="preserve">14. Fuentes normativas y limitaciones</w:t>
+        <w:t xml:space="preserve">15. Fuentes normativas y limitaciones</w:t>
       </w:r>
     </w:p>
     <w:p>
@@ -9686,7 +9973,7 @@
         <w:pStyle w:val="Heading2"/>
       </w:pPr>
       <w:r>
-        <w:t xml:space="preserve">14.1 Fuentes</w:t>
+        <w:t xml:space="preserve">15.1 Fuentes</w:t>
       </w:r>
     </w:p>
     <w:p>
@@ -9798,7 +10085,7 @@
         <w:pStyle w:val="Heading2"/>
       </w:pPr>
       <w:r>
-        <w:t xml:space="preserve">14.2 Limitaciones generales</w:t>
+        <w:t xml:space="preserve">15.2 Limitaciones generales</w:t>
       </w:r>
     </w:p>
     <w:p>

--- a/Manual_SITAC_NBQ.docx
+++ b/Manual_SITAC_NBQ.docx
@@ -205,7 +205,7 @@
         <w:spacing w:after="120"/>
       </w:pPr>
       <w:r>
-        <w:t xml:space="preserve">La interfaz se organiza en pantallas separadas para uso táctil en campo y dispone de un asistente guiado de seis pasos para conducir la intervención desde la identificación hasta la orden.</w:t>
+        <w:t xml:space="preserve">La interfaz se organiza en pantallas separadas para uso táctil en campo y dispone de un asistente guiado de siete pasos para conducir la intervención desde la identificación hasta la orden.</w:t>
       </w:r>
     </w:p>
     <w:tbl>
@@ -268,6 +268,165 @@
       </w:pPr>
       <w:r>
         <w:t xml:space="preserve"/>
+      </w:r>
+    </w:p>
+    <w:p>
+      <w:pPr>
+        <w:pStyle w:val="Heading1"/>
+      </w:pPr>
+      <w:r>
+        <w:t xml:space="preserve">Novedades de esta versión (junio 2026)</w:t>
+      </w:r>
+    </w:p>
+    <w:p>
+      <w:pPr>
+        <w:spacing w:after="120"/>
+      </w:pPr>
+      <w:r>
+        <w:t xml:space="preserve">Esta versión incorpora correcciones de fondo en el modelo de dispersión y una reorganización de la interfaz orientada a la lectura rápida en campo. Los cambios principales son:</w:t>
+      </w:r>
+    </w:p>
+    <w:p>
+      <w:pPr>
+        <w:pStyle w:val="ListParagraph"/>
+        <w:numPr>
+          <w:ilvl w:val="0"/>
+          <w:numId w:val="2"/>
+        </w:numPr>
+        <w:spacing w:after="60"/>
+      </w:pPr>
+      <w:r>
+        <w:t xml:space="preserve">Base ampliada a 76 sustancias, con el alta del difluoruro de oxígeno (OF₂, UN 2190).</w:t>
+      </w:r>
+    </w:p>
+    <w:p>
+      <w:pPr>
+        <w:pStyle w:val="ListParagraph"/>
+        <w:numPr>
+          <w:ilvl w:val="0"/>
+          <w:numId w:val="2"/>
+        </w:numPr>
+        <w:spacing w:after="60"/>
+      </w:pPr>
+      <w:r>
+        <w:t xml:space="preserve">Predominio del número ONU: la identificación documental prevalece sobre la inferencia de firma. Una lectura cruzada (por ejemplo, una celda de HF respondiendo al Cl₂) se atribuye a la sustancia identificada y no propone una sustancia distinta; sin identificación por ONU, sigue mandando el peor gas medido.</w:t>
+      </w:r>
+    </w:p>
+    <w:p>
+      <w:pPr>
+        <w:pStyle w:val="ListParagraph"/>
+        <w:numPr>
+          <w:ilvl w:val="0"/>
+          <w:numId w:val="2"/>
+        </w:numPr>
+        <w:spacing w:after="60"/>
+      </w:pPr>
+      <w:r>
+        <w:t xml:space="preserve">Modelo de dispersión corregido para gases licuados a presión (cloro, amoniaco, dióxido de azufre, sulfuro de hidrógeno, fosgeno, acetileno y análogos): generan concentración por chorro aunque no se forme charco. Para líquidos muy volátiles (HF, HCN, NO₂, mercaptanos) el charco se estima a partir del caudal de fuga. En consecuencia, ningún tóxico devuelve concentración cero cuando el diámetro de charco es cero.</w:t>
+      </w:r>
+    </w:p>
+    <w:p>
+      <w:pPr>
+        <w:pStyle w:val="ListParagraph"/>
+        <w:numPr>
+          <w:ilvl w:val="0"/>
+          <w:numId w:val="2"/>
+        </w:numPr>
+        <w:spacing w:after="60"/>
+      </w:pPr>
+      <w:r>
+        <w:t xml:space="preserve">Asistente de siete pasos más esquemático: un indicador superior persistente muestra el producto identificado, los detectores configurados, la detectabilidad (verde directa, ámbar cruzada, rojo no detectable) y las concentraciones estimada y leída. Se añaden autosaltos entre pasos y se han reducido los textos de ayuda.</w:t>
+      </w:r>
+    </w:p>
+    <w:p>
+      <w:pPr>
+        <w:pStyle w:val="ListParagraph"/>
+        <w:numPr>
+          <w:ilvl w:val="0"/>
+          <w:numId w:val="2"/>
+        </w:numPr>
+        <w:spacing w:after="60"/>
+      </w:pPr>
+      <w:r>
+        <w:t xml:space="preserve">Cuadro de mando reordenado: Análisis, Zonas, Mapa, Meteo, Orden y Registro.</w:t>
+      </w:r>
+    </w:p>
+    <w:p>
+      <w:pPr>
+        <w:pStyle w:val="ListParagraph"/>
+        <w:numPr>
+          <w:ilvl w:val="0"/>
+          <w:numId w:val="2"/>
+        </w:numPr>
+        <w:spacing w:after="60"/>
+      </w:pPr>
+      <w:r>
+        <w:t xml:space="preserve">Pantalla de Zonas con los resultados en primer plano (tasa de emisión, distancias AEGL, evolución de la pluma y tabla ERG) y la configuración recogida en un acordeón.</w:t>
+      </w:r>
+    </w:p>
+    <w:p>
+      <w:pPr>
+        <w:pStyle w:val="ListParagraph"/>
+        <w:numPr>
+          <w:ilvl w:val="0"/>
+          <w:numId w:val="2"/>
+        </w:numPr>
+        <w:spacing w:after="60"/>
+      </w:pPr>
+      <w:r>
+        <w:t xml:space="preserve">Mapa simplificado: un único control de ubicación alterna entre «Centrar en GPS» y «Marcar ubicación» y, al elegir el punto, carga automáticamente la cartografía y la meteorología de esa coordenada; las herramientas avanzadas (topografía, simulación e importación ALOHA) se agrupan en un acordeón.</w:t>
+      </w:r>
+    </w:p>
+    <w:p>
+      <w:pPr>
+        <w:pStyle w:val="ListParagraph"/>
+        <w:numPr>
+          <w:ilvl w:val="0"/>
+          <w:numId w:val="2"/>
+        </w:numPr>
+        <w:spacing w:after="120"/>
+      </w:pPr>
+      <w:r>
+        <w:t xml:space="preserve">Nueva pantalla de Bibliografía que consolida las fuentes y referencias normativas.</w:t>
+      </w:r>
+    </w:p>
+    <w:p>
+      <w:pPr>
+        <w:pStyle w:val="ListParagraph"/>
+        <w:numPr>
+          <w:ilvl w:val="0"/>
+          <w:numId w:val="2"/>
+        </w:numPr>
+        <w:spacing w:after="60"/>
+      </w:pPr>
+      <w:r>
+        <w:t xml:space="preserve">Retención del terreno en el charco autoestimado: cuando el charco no se mide, la aplicación ya no reparte todo el líquido fugado en una película fina, sino que aplica una fracción de retención (suelo permeable rural ×0,45; pavimento urbano ×0,70), incluyendo así de forma indirecta la absorción del terreno, el drenaje y la evaporación previa. Esto evita sobrestimar las concentraciones cuando no hay charco medido.</w:t>
+      </w:r>
+    </w:p>
+    <w:p>
+      <w:pPr>
+        <w:pStyle w:val="ListParagraph"/>
+        <w:numPr>
+          <w:ilvl w:val="0"/>
+          <w:numId w:val="2"/>
+        </w:numPr>
+        <w:spacing w:after="60"/>
+      </w:pPr>
+      <w:r>
+        <w:t xml:space="preserve">Deposición seca de la nube (deplección): modelo de «source depletion» de Chamberlain que reduce la concentración aguas abajo por absorción al suelo y a la vegetación, con velocidad de deposición propia de cada sustancia (alta en gases reactivos o solubles, casi nula en hidrocarburos e inertes).</w:t>
+      </w:r>
+    </w:p>
+    <w:p>
+      <w:pPr>
+        <w:pStyle w:val="ListParagraph"/>
+        <w:numPr>
+          <w:ilvl w:val="0"/>
+          <w:numId w:val="2"/>
+        </w:numPr>
+        <w:spacing w:after="120"/>
+      </w:pPr>
+      <w:r>
+        <w:t xml:space="preserve">Lavado por lluvia (washout): eliminación de primer orden de la nube en función de la intensidad de precipitación y la solubilidad del gas; el campo de lluvia (mm/h) se autorrellena con la meteorología. La deposición seca y el lavado son opcionales (interruptor en la pantalla de Zonas) y están apagados por defecto para mantener el criterio conservador; al activarlos, acortan las distancias y los resultados lo indican.</w:t>
       </w:r>
     </w:p>
     <w:p>
@@ -776,7 +935,7 @@
         <w:spacing w:after="120"/>
       </w:pPr>
       <w:r>
-        <w:t xml:space="preserve">La aplicación está diseñada para guiar la intervención de principio a fin con un único hilo conductor, evitando el desplazamiento y la duplicidad de datos entre pantallas. El recorrido es: pantalla de bienvenida, asistente de seis pasos y, una vez obtenido el resultado, un menú de operación con las áreas de trabajo.</w:t>
+        <w:t xml:space="preserve">La aplicación está diseñada para guiar la intervención de principio a fin con un único hilo conductor, evitando el desplazamiento y la duplicidad de datos entre pantallas. El recorrido es: pantalla de bienvenida, asistente de siete pasos y, una vez obtenido el resultado, un menú de operación con las áreas de trabajo.</w:t>
       </w:r>
     </w:p>
     <w:p>
@@ -800,7 +959,7 @@
         <w:pStyle w:val="Heading2"/>
       </w:pPr>
       <w:r>
-        <w:t xml:space="preserve">3.2 Asistente guiado de seis pasos</w:t>
+        <w:t xml:space="preserve">3.2 Asistente guiado de siete pasos</w:t>
       </w:r>
     </w:p>
     <w:p>
@@ -808,7 +967,7 @@
         <w:spacing w:after="120"/>
       </w:pPr>
       <w:r>
-        <w:t xml:space="preserve">El asistente conduce la intervención por pantallas de un solo foco, con un único botón de avance en la parte inferior (fijo, siempre accesible):</w:t>
+        <w:t xml:space="preserve">El asistente conduce la intervención por pantallas de un solo foco, con un único botón de avance en la parte inferior (fijo, siempre accesible). El recorrido consta de siete pasos:</w:t>
       </w:r>
     </w:p>
     <w:p>
@@ -821,7 +980,7 @@
         <w:spacing w:after="60"/>
       </w:pPr>
       <w:r>
-        <w:t xml:space="preserve">Sustancia: identificación por número ONU mediante teclado a pantalla completa, o salto directo a las lecturas del detector.</w:t>
+        <w:t xml:space="preserve">Sustancia (ONU): el asistente comienza identificando la sustancia por número ONU mediante teclado a pantalla completa. Al introducir un ONU válido, el producto queda fijado en el indicador superior persistente y el asistente avanza automáticamente al paso siguiente. Identificar la sustancia permite resaltar después qué celdas del detector pueden aportar lectura. Si no se conoce el ONU, puede saltarse este paso.</w:t>
       </w:r>
     </w:p>
     <w:p>
@@ -834,7 +993,7 @@
         <w:spacing w:after="60"/>
       </w:pPr>
       <w:r>
-        <w:t xml:space="preserve">Meteorología: captura del viento real por GPS con un toque. Incluye la casilla de actualización automática cada 15 minutos. Los datos capturados se vuelcan automáticamente a la zonificación, la pluma y el análisis.</w:t>
+        <w:t xml:space="preserve">Configuración de detectores: para cada detector (A principal y B de contraste opcional, presentados como acordeones plegables) se identifica el fabricante entre RAE, Dräger, MSA, Honeywell y Blackline y se marcan las celdas que monta el equipo. La celda de explosividad indica su tecnología real (LEL catalítico de perla, LEL infrarrojo o MPS). Los detectores elegidos y la detectabilidad de la sustancia (verde directa, ámbar cruzada, rojo no detectable) se reflejan en el indicador superior. Si se introdujo el ONU, las celdas que pueden aportar lectura se resaltan en color (ver sección 13).</w:t>
       </w:r>
     </w:p>
     <w:p>
@@ -847,7 +1006,7 @@
         <w:spacing w:after="60"/>
       </w:pPr>
       <w:r>
-        <w:t xml:space="preserve">Riesgo y reacciones: diagnóstico de cobertura del sensor (directa, por sensibilidad cruzada o imposible), selección del envase/almacenamiento y predicción de subproductos de reacción (ver sección 4).</w:t>
+        <w:t xml:space="preserve">Meteorología: captura del viento real por GPS con un toque. La actualización automática cada 15 minutos viene activada por defecto y, al obtener la meteo, el asistente avanza automáticamente al paso siguiente. Si no procede, el botón «Continuar sin meteo» permite seguir sin ella (se usan valores por defecto). Los datos capturados se vuelcan a la zonificación, la pluma y el análisis.</w:t>
       </w:r>
     </w:p>
     <w:p>
@@ -860,7 +1019,7 @@
         <w:spacing w:after="60"/>
       </w:pPr>
       <w:r>
-        <w:t xml:space="preserve">Equipos y lecturas: en dos acordeones, la configuración de detectores con sus lecturas (y la distancia detector-foco) y la estimación por fuga/charco (orificio, tiempo, temperatura y diámetro del charco), disponible siempre.</w:t>
+        <w:t xml:space="preserve">Tipo de contenedor/depósito: selección del envase o forma de almacenamiento. El diagnóstico de detectabilidad (directa, por sensibilidad cruzada o imposible) se muestra arriba, en el indicador superior con código de color, y se predicen los subproductos de reacción según el contenedor (ver sección 4).</w:t>
       </w:r>
     </w:p>
     <w:p>
@@ -873,7 +1032,7 @@
         <w:spacing w:after="60"/>
       </w:pPr>
       <w:r>
-        <w:t xml:space="preserve">Sector / actividad: selección del contexto del aviso mediante un selector. La elección se propaga al resto del análisis para corroborar la coherencia de los gases detectados con la firma del sector.</w:t>
+        <w:t xml:space="preserve">Equipos y lecturas: dividido en dos subpasos. En 5.1 se estima el derrame o la fuga y se introduce la distancia al foco; la concentración estimada aparece en el indicador superior y, al pulsar «Estimar por fuga/charco», el asistente salta automáticamente a 5.2 si hay detectores configurados o al paso 6 si no los hay (el botón muestra «Saltar sin estimar» mientras no se estime). En 5.2 se recogen las lecturas reales de cada celda; junto a cada una se muestra la lectura aproximada esperada —en verde la directa y en ámbar la de sensibilidad cruzada— y la concentración leída se refleja también en el indicador superior (ver sección 13).</w:t>
       </w:r>
     </w:p>
     <w:p>
@@ -886,7 +1045,20 @@
         <w:spacing w:after="60"/>
       </w:pPr>
       <w:r>
-        <w:t xml:space="preserve">Modelo de dispersión: la aplicación propone el modelo más adecuado según la tipología del producto (gaussiano para gas neutro o ligero, gas denso de Britter-McQuaid para vapores pesados, fase de jet para fugas a presión). El usuario puede aceptarlo o cambiarlo.</w:t>
+        <w:t xml:space="preserve">Sector/Actividad del incidente: selección del contexto del aviso mediante un selector. La elección se propaga al resto del análisis para corroborar la coherencia de los gases detectados con la firma del sector.</w:t>
+      </w:r>
+    </w:p>
+    <w:p>
+      <w:pPr>
+        <w:pStyle w:val="ListParagraph"/>
+        <w:numPr>
+          <w:ilvl w:val="0"/>
+          <w:numId w:val="3"/>
+        </w:numPr>
+        <w:spacing w:after="60"/>
+      </w:pPr>
+      <w:r>
+        <w:t xml:space="preserve">Modelo de dispersión de la sustancia: la aplicación propone el modelo más adecuado según la tipología del producto (gaussiano para gas neutro o ligero, gas denso de Britter-McQuaid para vapores pesados, fase de chorro para fugas a presión). El usuario puede aceptarlo o cambiarlo.</w:t>
       </w:r>
     </w:p>
     <w:p>
@@ -894,7 +1066,7 @@
         <w:spacing w:after="120"/>
       </w:pPr>
       <w:r>
-        <w:t xml:space="preserve">Al finalizar los seis pasos, la aplicación muestra el resultado: un semáforo de nivel de riesgo. Un único botón «Continuar» da paso al menú de operación.</w:t>
+        <w:t xml:space="preserve">Al finalizar los siete pasos, la aplicación muestra el resultado: un semáforo de nivel de riesgo. Un único botón «Continuar» da paso al menú de operación.</w:t>
       </w:r>
     </w:p>
     <w:p>
@@ -910,7 +1082,7 @@
         <w:spacing w:after="120"/>
       </w:pPr>
       <w:r>
-        <w:t xml:space="preserve">Tras el análisis se presenta un menú de botones grandes con las cinco áreas de trabajo, más Registro y Compartir. Cada botón abre una pantalla con contenido específico y sin duplicidades, lo que evita confusión sobre dónde está cada dato:</w:t>
+        <w:t xml:space="preserve">Tras el análisis se presenta un cuadro de mando con botones grandes en este orden: Análisis, Zonas, Mapa, Meteo, Orden y Registro. Cada botón abre una pantalla con contenido específico y sin duplicidades, lo que evita confusión sobre dónde está cada dato:</w:t>
       </w:r>
     </w:p>
     <w:p>
@@ -949,7 +1121,7 @@
         <w:spacing w:after="60"/>
       </w:pPr>
       <w:r>
-        <w:t xml:space="preserve">Zonas: la zonificación táctica (perímetros, escenario ERG, estimación del derrame). No repite la meteorología, que tiene su propia pantalla.</w:t>
+        <w:t xml:space="preserve">Zonas: la zonificación táctica con los resultados en primer plano (tasa de emisión, distancias AEGL caliente/templada/fría, evolución prevista de la pluma y tabla ERG). La configuración (viento, escenario ERG y modelo de dispersión) se recoge en un acordeón. No repite la meteorología, que tiene su propia pantalla.</w:t>
       </w:r>
     </w:p>
     <w:p>
@@ -962,7 +1134,7 @@
         <w:spacing w:after="60"/>
       </w:pPr>
       <w:r>
-        <w:t xml:space="preserve">Mapa: exclusivamente el mapa de dispersión con la planta (vista cenital) y el perfil (alzado) de la pluma, precedido de una pantalla previa orientativa.</w:t>
+        <w:t xml:space="preserve">Mapa: el mapa de dispersión con la planta (vista cenital) y el perfil (alzado) de la pluma. Un único control de ubicación alterna entre «Centrar en GPS» y «Marcar ubicación»; al elegir el punto, carga automáticamente la cartografía y la meteorología de esa coordenada. El conmutador satélite/callejero y «Simular pluma» quedan a la vista, y las herramientas avanzadas (topografía DEM, importación y pasaporte ALOHA) se agrupan en un acordeón.</w:t>
       </w:r>
     </w:p>
     <w:p>
@@ -2809,7 +2981,7 @@
         <w:pStyle w:val="Heading2"/>
       </w:pPr>
       <w:r>
-        <w:t xml:space="preserve">6.4 Modelo dinámico de puffs con topografía</w:t>
+        <w:t xml:space="preserve">6.4 Deposición y lavado de la nube (deplección)</w:t>
       </w:r>
     </w:p>
     <w:p>
@@ -2817,6 +2989,38 @@
         <w:spacing w:after="120"/>
       </w:pPr>
       <w:r>
+        <w:t xml:space="preserve">Opcionalmente, la aplicación contempla que la nube pierde masa al avanzar, lo que reduce la concentración aguas abajo. Es un refinamiento que se activa con un interruptor en la pantalla de Zonas y está apagado por defecto, porque acorta las distancias de peligro y el criterio por defecto debe ser conservador (como ALOHA). Cuando está activo, los resultados lo indican expresamente.</w:t>
+      </w:r>
+    </w:p>
+    <w:p>
+      <w:pPr>
+        <w:spacing w:after="120"/>
+      </w:pPr>
+      <w:r>
+        <w:t xml:space="preserve">Deposición seca: modelo de «source depletion» de Chamberlain para fuente a ras de suelo, que descuenta del caudal efectivo la fracción depositada sobre el suelo y la vegetación a lo largo del recorrido, integrando la dispersión vertical de la pluma. Cada sustancia tiene una velocidad de deposición propia: alta en gases reactivos o muy solubles (cloro, ácido fluorhídrico, amoniaco, dióxido de azufre, óxidos de nitrógeno, ácidos) y casi nula en hidrocarburos e inertes. El efecto es pequeño cerca del foco y crece con la distancia.</w:t>
+      </w:r>
+    </w:p>
+    <w:p>
+      <w:pPr>
+        <w:spacing w:after="120"/>
+      </w:pPr>
+      <w:r>
+        <w:t xml:space="preserve">Lavado por lluvia (washout): cuando hay precipitación, la lluvia arrastra el gas hacia el suelo. Se modela como una eliminación de primer orden a lo largo del recorrido, con un coeficiente de lavado proporcional a la intensidad de lluvia (mm/h) y a la solubilidad del gas. El campo de lluvia se autorrellena con la meteorología (precipitación de Open-Meteo) y puede ajustarse a mano. Para gases muy solubles y lluvia moderada, el lavado recorta las zonas lejanas de forma apreciable, bastante más que la deposición seca; en gases poco solubles apenas tiene efecto.</w:t>
+      </w:r>
+    </w:p>
+    <w:p>
+      <w:pPr>
+        <w:pStyle w:val="Heading2"/>
+      </w:pPr>
+      <w:r>
+        <w:t xml:space="preserve">6.5 Modelo dinámico de puffs con topografía</w:t>
+      </w:r>
+    </w:p>
+    <w:p>
+      <w:pPr>
+        <w:spacing w:after="120"/>
+      </w:pPr>
+      <w:r>
         <w:t xml:space="preserve">La fuente emite paquetes de gas a intervalos; cada puff se advecta con el viento y crece según la dispersión Pasquill, paso a paso. El resultado es un reproductor temporal (+5/10/15/20/30 min) que muestra la evolución de la nube, el frente de llegada y el efecto de un rol de viento.</w:t>
       </w:r>
     </w:p>
@@ -2833,7 +3037,7 @@
         <w:pStyle w:val="Heading2"/>
       </w:pPr>
       <w:r>
-        <w:t xml:space="preserve">6.5 Vista de planta y perfil de la pluma</w:t>
+        <w:t xml:space="preserve">6.6 Vista de planta y perfil de la pluma</w:t>
       </w:r>
     </w:p>
     <w:p>
@@ -3298,7 +3502,7 @@
         <w:spacing w:after="60"/>
       </w:pPr>
       <w:r>
-        <w:t xml:space="preserve">Caudal por el orificio: con presión, mediante la ecuación de descarga de Bernoulli v=√(2·ΔP/ρ) usando la presión de transporte real; sin presión, por Torricelli con columna hidrostática.</w:t>
+        <w:t xml:space="preserve">Caudal por el orificio: con presión, mediante la ecuación de descarga de Bernoulli v=√(2·ΔP/ρ) usando la presión de transporte real; sin presión, por Torricelli con columna hidrostática. Los gases licuados, comprimidos o disueltos a presión (cloro, amoniaco, dióxido de azufre, sulfuro de hidrógeno, fosgeno, acetileno…) se reconocen como fuente a presión a partir de su presión de vapor real, de modo que generan caudal por chorro aunque no se forme charco.</w:t>
       </w:r>
     </w:p>
     <w:p>
@@ -3311,7 +3515,7 @@
         <w:spacing w:after="60"/>
       </w:pPr>
       <w:r>
-        <w:t xml:space="preserve">Evaporación del charco: basada en la presión de vapor real de la sustancia a la temperatura indicada (se duplica aproximadamente cada doce grados, según Clausius-Clapeyron linealizado). Así una gasolina evapora mucho y un gasóleo o un ácido sulfúrico apenas, como en la realidad.</w:t>
+        <w:t xml:space="preserve">Evaporación del charco: basada en la presión de vapor real de la sustancia a la temperatura indicada (se duplica aproximadamente cada doce grados, según Clausius-Clapeyron linealizado). Así una gasolina evapora mucho y un gasóleo o un ácido sulfúrico apenas, como en la realidad. Para líquidos muy volátiles a presión atmosférica (HF, HCN, NO₂, mercaptanos) cuyo charco no se haya medido, la aplicación lo estima a partir del volumen fugado, de modo que la evaporación no resulte nula por falta de dato. En esa autoestimación se aplica además una fracción de retención del terreno (suelo permeable rural ×0,45; pavimento urbano ×0,70): no todo el líquido fugado forma charco evaporante, pues parte se absorbe o drena en el terreno y parte se evapora antes de estabilizarse. Si el operador mide el diámetro del charco, se respeta su medida sin aplicar la retención.</w:t>
       </w:r>
     </w:p>
     <w:p>
@@ -3672,7 +3876,7 @@
         <w:spacing w:after="60"/>
       </w:pPr>
       <w:r>
-        <w:t xml:space="preserve">Asistente guiado «Nueva intervención» en seis pasos de un solo foco: sustancia, meteorología, riesgo y reacciones, equipos y lecturas, sector y modelo de dispersión.</w:t>
+        <w:t xml:space="preserve">Asistente guiado «Nueva intervención» en siete pasos de un solo foco: sustancia (ONU), configuración de detectores, meteorología, riesgo y reacciones, equipos y lecturas (estimación + lecturas), sector y modelo de dispersión.</w:t>
       </w:r>
     </w:p>
     <w:p>
@@ -6220,7 +6424,7 @@
         <w:spacing w:after="120"/>
       </w:pPr>
       <w:r>
-        <w:t xml:space="preserve">Doce sustancias frecuentes en intervención real que generan nube peligrosa (las once de la petroquímica y química básica, más el ácido fluorhídrico en disolución incorporado por su relevancia en intervención), cada una con el juego completo de datos: peso molecular, densidad de vapor, densidad líquida, presión de vapor, límite de explosividad, umbrales AEGL contrastados con la EPA, sensor principal y, en los gases licuados, datos de flash adiabático.</w:t>
+        <w:t xml:space="preserve">La base reúne 76 sustancias frecuentes en intervención real que pueden generar nube peligrosa (gases y vapores de la petroquímica y la química básica, agentes industriales tóxicos, el ácido fluorhídrico en disolución y el difluoruro de oxígeno, entre otras), cada una con el juego completo de datos: peso molecular, densidad de vapor, densidad líquida, presión de vapor, límite de explosividad, umbrales AEGL contrastados con la EPA, sensor principal y, en los gases licuados, datos de flash adiabático.</w:t>
       </w:r>
     </w:p>
     <w:tbl>
@@ -8348,7 +8552,7 @@
         <w:spacing w:after="120"/>
       </w:pPr>
       <w:r>
-        <w:t xml:space="preserve">El asistente de intervención comienza con un paso de configuración de detectores. Para cada detector (A principal y B de contraste opcional) se identifica el fabricante entre RAE, Dräger, MSA, Honeywell y Blackline, y se seleccionan las celdas según el gas que detecta cada una. Al elegir fabricante se premarcan las celdas típicas de ese equipo, basadas en sus catálogos reales, que el operador ajusta a su unidad concreta. La configuración se guarda en el dispositivo y persiste entre intervenciones.</w:t>
+        <w:t xml:space="preserve">El asistente comienza identificando la sustancia por número ONU; a continuación viene la configuración de detectores. Para cada detector (A principal y B de contraste opcional) se identifica el fabricante entre RAE, Dräger, MSA, Honeywell y Blackline, y se marcan las celdas que monta el equipo. Las celdas aparecen deseleccionadas por defecto: el operador marca únicamente las que lleva su unidad real, lo que evita arrastrar configuraciones que no corresponden. La celda de explosividad se muestra con la etiqueta «LEL». La configuración se guarda en el dispositivo y persiste entre intervenciones.</w:t>
       </w:r>
     </w:p>
     <w:p>
@@ -8356,7 +8560,15 @@
         <w:spacing w:after="120"/>
       </w:pPr>
       <w:r>
-        <w:t xml:space="preserve">En el paso de lecturas, cada detector configurado genera automáticamente su propio panel con las celdas seleccionadas, listas para introducir las mediciones, sin necesidad de elegir configuraciones preestablecidas. Al cambiar de intervención, los paneles se regeneran con los detectores vigentes.</w:t>
+        <w:t xml:space="preserve">Si se ha introducido el número ONU antes de configurar los detectores, las celdas que pueden aportar lectura de esa sustancia se resaltan en color: en verde las de lectura directa (la celda del propio gas, o la de explosividad si la sustancia es inflamable) y en ámbar las que podrían responder por sensibilidad cruzada según la tabla del fabricante. Una leyenda recuerda el significado de cada color. Este resaltado ayuda al operador a saber, de un vistazo, qué celdas de su equipo son útiles para la sustancia concreta.</w:t>
+      </w:r>
+    </w:p>
+    <w:p>
+      <w:pPr>
+        <w:spacing w:after="120"/>
+      </w:pPr>
+      <w:r>
+        <w:t xml:space="preserve">En el subpaso de lecturas, cada detector configurado genera automáticamente su propio panel con las celdas seleccionadas, listas para introducir las mediciones, sin necesidad de elegir configuraciones preestablecidas. Al cambiar de intervención, los paneles se regeneran con los detectores vigentes.</w:t>
       </w:r>
     </w:p>
     <w:p>
@@ -8601,6 +8813,84 @@
         <w:t xml:space="preserve">El hidrógeno puede medirse de dos formas. El sensor MPS entrega directamente el porcentaje del límite de explosividad. El sensor electroquímico mide concentración real en partes por millón, con un fondo de escala de cuarenta mil ppm que equivale al cien por cien del límite de explosividad (cuatro por ciento en volumen). La aplicación convierte los ppm del electroquímico a porcentaje del límite de explosividad empleando ese límite real. El hidrógeno no es tóxico; su riesgo es la explosividad.</w:t>
       </w:r>
     </w:p>
+    <w:p>
+      <w:pPr>
+        <w:pStyle w:val="Heading2"/>
+      </w:pPr>
+      <w:r>
+        <w:t xml:space="preserve">13.6 Estimación previa y lectura aproximada esperada</w:t>
+      </w:r>
+    </w:p>
+    <w:p>
+      <w:pPr>
+        <w:spacing w:after="120"/>
+      </w:pPr>
+      <w:r>
+        <w:t xml:space="preserve">El paso de equipos y lecturas está dividido en dos subpasos para garantizar el orden correcto del cálculo. En el primer subpaso se introduce la distancia al foco y, si procede, se estima el tamaño de la fuga o del charco; con ello la aplicación calcula la tasa de emisión y la concentración esperada. En el segundo subpaso se introducen las lecturas reales de cada celda. Hacer la estimación antes de las lecturas asegura que, cuando el operador vaya a anotar las mediciones, la concentración esperada ya esté calculada.</w:t>
+      </w:r>
+    </w:p>
+    <w:p>
+      <w:pPr>
+        <w:spacing w:after="120"/>
+      </w:pPr>
+      <w:r>
+        <w:t xml:space="preserve">En el subpaso de lecturas, si hay una estimación de derrame activa, junto a cada celda aparece entre paréntesis la lectura aproximada que debería dar el bombero a la distancia indicada. Para la celda de lectura directa se muestra el valor en partes por millón (o el porcentaje del límite de explosividad si la sustancia es inflamable); para las celdas que responden por sensibilidad cruzada se muestra el valor que daría la interferencia, calculado con el factor del fabricante y con su signo. El valor directo se resalta en verde y el cruzado en ámbar, en coherencia con el coloreado de la configuración de detectores.</w:t>
+      </w:r>
+    </w:p>
+    <w:tbl>
+      <w:tblPr>
+        <w:tblW w:type="dxa" w:w="9360"/>
+        <w:tblBorders>
+          <w:top w:val="single" w:color="auto" w:sz="4"/>
+          <w:left w:val="single" w:color="auto" w:sz="4"/>
+          <w:bottom w:val="single" w:color="auto" w:sz="4"/>
+          <w:right w:val="single" w:color="auto" w:sz="4"/>
+          <w:insideH w:val="single" w:color="auto" w:sz="4"/>
+          <w:insideV w:val="single" w:color="auto" w:sz="4"/>
+        </w:tblBorders>
+      </w:tblPr>
+      <w:tblGrid>
+        <w:gridCol w:w="9360"/>
+      </w:tblGrid>
+      <w:tr>
+        <w:tc>
+          <w:tcPr>
+            <w:tcW w:type="dxa" w:w="9360"/>
+            <w:tcBorders>
+              <w:top w:val="single" w:color="B45309" w:sz="1"/>
+              <w:left w:val="single" w:color="B45309" w:sz="24"/>
+              <w:bottom w:val="single" w:color="B45309" w:sz="1"/>
+              <w:right w:val="single" w:color="B45309" w:sz="1"/>
+            </w:tcBorders>
+            <w:shd w:fill="EAF2F8" w:val="clear"/>
+            <w:tcMar>
+              <w:top w:type="dxa" w:w="120"/>
+              <w:left w:type="dxa" w:w="160"/>
+              <w:bottom w:type="dxa" w:w="120"/>
+              <w:right w:type="dxa" w:w="160"/>
+            </w:tcMar>
+          </w:tcPr>
+          <w:p>
+            <w:pPr>
+              <w:spacing w:after="60"/>
+            </w:pPr>
+            <w:r>
+              <w:rPr>
+                <w:b/>
+                <w:bCs/>
+                <w:color w:val="B45309"/>
+              </w:rPr>
+              <w:t xml:space="preserve">Carácter orientativo de la lectura esperada</w:t>
+            </w:r>
+          </w:p>
+          <w:p>
+            <w:r>
+              <w:t xml:space="preserve">La lectura esperada es una estimación por modelo de dispersión a partir del caudal calculado: indica el orden de magnitud que cabe esperar, no un valor exacto. Solo se muestra cuando existe una estimación de derrame, porque sin ella no hay base física para proyectar una cifra. Debe contrastarse siempre con la lectura real del detector; una discrepancia grande es, en sí misma, una señal que merece atención (fuente distinta de la supuesta, interferencia, o error de medida).</w:t>
+            </w:r>
+          </w:p>
+        </w:tc>
+      </w:tr>
+    </w:tbl>
     <w:p>
       <w:r>
         <w:br w:type="page"/>

--- a/Manual_SITAC_NBQ.docx
+++ b/Manual_SITAC_NBQ.docx
@@ -205,7 +205,7 @@
         <w:spacing w:after="120"/>
       </w:pPr>
       <w:r>
-        <w:t xml:space="preserve">La interfaz se organiza en pantallas separadas para uso táctil en campo y dispone de un asistente guiado de siete pasos para conducir la intervención desde la identificación hasta la orden.</w:t>
+        <w:t xml:space="preserve">La interfaz se organiza en pantallas separadas para uso táctil en campo y dispone de un asistente guiado de seis pasos (la meteorología se obtiene de forma automática, sin paso propio) para conducir la intervención desde la identificación hasta la orden.</w:t>
       </w:r>
     </w:p>
     <w:tbl>
@@ -275,7 +275,7 @@
         <w:pStyle w:val="Heading1"/>
       </w:pPr>
       <w:r>
-        <w:t xml:space="preserve">Novedades de esta versión (junio 2026)</w:t>
+        <w:t xml:space="preserve">Novedades de esta versión (julio 2026)</w:t>
       </w:r>
     </w:p>
     <w:p>
@@ -283,7 +283,7 @@
         <w:spacing w:after="120"/>
       </w:pPr>
       <w:r>
-        <w:t xml:space="preserve">Esta versión incorpora correcciones de fondo en el modelo de dispersión y una reorganización de la interfaz orientada a la lectura rápida en campo. Los cambios principales son:</w:t>
+        <w:t xml:space="preserve">Esta actualización se centra en la legibilidad en campo, la automatización de la meteorología y la seguridad del criterio (contenedores compatibles y concentración correcta por explosividad). Los cambios principales son:</w:t>
       </w:r>
     </w:p>
     <w:p>
@@ -296,7 +296,7 @@
         <w:spacing w:after="60"/>
       </w:pPr>
       <w:r>
-        <w:t xml:space="preserve">Base ampliada a 76 sustancias, con el alta del difluoruro de oxígeno (OF₂, UN 2190).</w:t>
+        <w:t xml:space="preserve">Tema visual claro de alto contraste: fondo blanco y textos oscuros para mejorar la lectura de textos y campos en condiciones de campo y con luz solar.</w:t>
       </w:r>
     </w:p>
     <w:p>
@@ -309,7 +309,7 @@
         <w:spacing w:after="60"/>
       </w:pPr>
       <w:r>
-        <w:t xml:space="preserve">Predominio del número ONU: la identificación documental prevalece sobre la inferencia de firma. Una lectura cruzada (por ejemplo, una celda de HF respondiendo al Cl₂) se atribuye a la sustancia identificada y no propone una sustancia distinta; sin identificación por ONU, sigue mandando el peor gas medido.</w:t>
+        <w:t xml:space="preserve">Meteorología totalmente automática: el paso de meteo deja de mostrarse como pantalla. El viento y las condiciones se cargan solos por GPS al avanzar desde detectores y aparecen en el indicador superior del asistente (viento, temperatura, humedad y lluvia). El asistente pasa a seis pasos visibles. La pantalla de Meteo incorpora la lluvia (mm/h), que alimenta el lavado por lluvia de la nube.</w:t>
       </w:r>
     </w:p>
     <w:p>
@@ -322,7 +322,7 @@
         <w:spacing w:after="60"/>
       </w:pPr>
       <w:r>
-        <w:t xml:space="preserve">Modelo de dispersión corregido para gases licuados a presión (cloro, amoniaco, dióxido de azufre, sulfuro de hidrógeno, fosgeno, acetileno y análogos): generan concentración por chorro aunque no se forme charco. Para líquidos muy volátiles (HF, HCN, NO₂, mercaptanos) el charco se estima a partir del caudal de fuga. En consecuencia, ningún tóxico devuelve concentración cero cuando el diámetro de charco es cero.</w:t>
+        <w:t xml:space="preserve">Compatibilidad sustancia–contenedor: en el paso de contenedor solo se ofrecen los envases admisibles según las propiedades de la sustancia (presión de transporte, estado y familia química) y las incompatibilidades de material (criterios ADR y fichas de seguridad). Se preselecciona el más adecuado —resaltado para no generar dudas al mando— y se explica el motivo. Por ejemplo, los gases licuados o comprimidos a presión (superior a 1 bar) solo admiten recipientes a presión, nunca plástico ni cisternas sin presión.</w:t>
       </w:r>
     </w:p>
     <w:p>
@@ -335,7 +335,101 @@
         <w:spacing w:after="60"/>
       </w:pPr>
       <w:r>
-        <w:t xml:space="preserve">Asistente de siete pasos más esquemático: un indicador superior persistente muestra el producto identificado, los detectores configurados, la detectabilidad (verde directa, ámbar cruzada, rojo no detectable) y las concentraciones estimada y leída. Se añaden autosaltos entre pasos y se han reducido los textos de ayuda.</w:t>
+        <w:t xml:space="preserve">Concentración correcta por explosividad: cuando la lectura procede de la celda de explosividad (LEL), el dictamen la expresa en % LEL —no en ppm— y añade el porcentaje en volumen de aire y el rango de inflamabilidad completo de la sustancia (límite inferior y superior, LEL–UEL).</w:t>
+      </w:r>
+    </w:p>
+    <w:p>
+      <w:pPr>
+        <w:pStyle w:val="ListParagraph"/>
+        <w:numPr>
+          <w:ilvl w:val="0"/>
+          <w:numId w:val="2"/>
+        </w:numPr>
+        <w:spacing w:after="60"/>
+      </w:pPr>
+      <w:r>
+        <w:t xml:space="preserve">Pasos opcionales señalizados: la estimación de fuga/derrame y el sector se marcan claramente como opcionales, con aviso destacado y botón «Saltar sin estimar» o «Saltar sin sector». Es preferible saltar un paso a introducir datos inciertos que resten fiabilidad al resultado.</w:t>
+      </w:r>
+    </w:p>
+    <w:p>
+      <w:pPr>
+        <w:pStyle w:val="ListParagraph"/>
+        <w:numPr>
+          <w:ilvl w:val="0"/>
+          <w:numId w:val="2"/>
+        </w:numPr>
+        <w:spacing w:after="120"/>
+      </w:pPr>
+      <w:r>
+        <w:t xml:space="preserve">Registro de la intervención ampliado: registra todos los pasos del asistente con un contador de tiempo desde el inicio de la intervención. La exportación a PDF o impresión genera un documento limpio (cabecera, hora de inicio, duración total, ubicación GPS y tabla cronológica de eventos), en lugar de imprimir la pantalla. La guía rápida se ha actualizado al flujo actual.</w:t>
+      </w:r>
+    </w:p>
+    <w:p>
+      <w:pPr>
+        <w:pStyle w:val="Heading1"/>
+      </w:pPr>
+      <w:r>
+        <w:t xml:space="preserve">Novedades de esta versión (junio 2026)</w:t>
+      </w:r>
+    </w:p>
+    <w:p>
+      <w:pPr>
+        <w:spacing w:after="120"/>
+      </w:pPr>
+      <w:r>
+        <w:t xml:space="preserve">Esta versión incorpora correcciones de fondo en el modelo de dispersión y una reorganización de la interfaz orientada a la lectura rápida en campo. Los cambios principales son:</w:t>
+      </w:r>
+    </w:p>
+    <w:p>
+      <w:pPr>
+        <w:pStyle w:val="ListParagraph"/>
+        <w:numPr>
+          <w:ilvl w:val="0"/>
+          <w:numId w:val="2"/>
+        </w:numPr>
+        <w:spacing w:after="60"/>
+      </w:pPr>
+      <w:r>
+        <w:t xml:space="preserve">Base ampliada a 76 sustancias, con el alta del difluoruro de oxígeno (OF₂, UN 2190).</w:t>
+      </w:r>
+    </w:p>
+    <w:p>
+      <w:pPr>
+        <w:pStyle w:val="ListParagraph"/>
+        <w:numPr>
+          <w:ilvl w:val="0"/>
+          <w:numId w:val="2"/>
+        </w:numPr>
+        <w:spacing w:after="60"/>
+      </w:pPr>
+      <w:r>
+        <w:t xml:space="preserve">Predominio del número ONU: la identificación documental prevalece sobre la inferencia de firma. Una lectura cruzada (por ejemplo, una celda de HF respondiendo al Cl₂) se atribuye a la sustancia identificada y no propone una sustancia distinta; sin identificación por ONU, sigue mandando el peor gas medido.</w:t>
+      </w:r>
+    </w:p>
+    <w:p>
+      <w:pPr>
+        <w:pStyle w:val="ListParagraph"/>
+        <w:numPr>
+          <w:ilvl w:val="0"/>
+          <w:numId w:val="2"/>
+        </w:numPr>
+        <w:spacing w:after="60"/>
+      </w:pPr>
+      <w:r>
+        <w:t xml:space="preserve">Modelo de dispersión corregido para gases licuados a presión (cloro, amoniaco, dióxido de azufre, sulfuro de hidrógeno, fosgeno, acetileno y análogos): generan concentración por chorro aunque no se forme charco. Para líquidos muy volátiles (HF, HCN, NO₂, mercaptanos) el charco se estima a partir del caudal de fuga. En consecuencia, ningún tóxico devuelve concentración cero cuando el diámetro de charco es cero.</w:t>
+      </w:r>
+    </w:p>
+    <w:p>
+      <w:pPr>
+        <w:pStyle w:val="ListParagraph"/>
+        <w:numPr>
+          <w:ilvl w:val="0"/>
+          <w:numId w:val="2"/>
+        </w:numPr>
+        <w:spacing w:after="60"/>
+      </w:pPr>
+      <w:r>
+        <w:t xml:space="preserve">Asistente de seis pasos más esquemático: un indicador superior persistente muestra el producto identificado, los detectores configurados, la detectabilidad (verde directa, ámbar cruzada, rojo no detectable) y las concentraciones estimada y leída. Se añaden autosaltos entre pasos y se han reducido los textos de ayuda.</w:t>
       </w:r>
     </w:p>
     <w:p>
@@ -935,7 +1029,7 @@
         <w:spacing w:after="120"/>
       </w:pPr>
       <w:r>
-        <w:t xml:space="preserve">La aplicación está diseñada para guiar la intervención de principio a fin con un único hilo conductor, evitando el desplazamiento y la duplicidad de datos entre pantallas. El recorrido es: pantalla de bienvenida, asistente de siete pasos y, una vez obtenido el resultado, un menú de operación con las áreas de trabajo.</w:t>
+        <w:t xml:space="preserve">La aplicación está diseñada para guiar la intervención de principio a fin con un único hilo conductor, evitando el desplazamiento y la duplicidad de datos entre pantallas. El recorrido es: pantalla de bienvenida, asistente de seis pasos y, una vez obtenido el resultado, un menú de operación con las áreas de trabajo.</w:t>
       </w:r>
     </w:p>
     <w:p>
@@ -959,7 +1053,7 @@
         <w:pStyle w:val="Heading2"/>
       </w:pPr>
       <w:r>
-        <w:t xml:space="preserve">3.2 Asistente guiado de siete pasos</w:t>
+        <w:t xml:space="preserve">3.2 Asistente guiado (seis pasos)</w:t>
       </w:r>
     </w:p>
     <w:p>
@@ -967,7 +1061,7 @@
         <w:spacing w:after="120"/>
       </w:pPr>
       <w:r>
-        <w:t xml:space="preserve">El asistente conduce la intervención por pantallas de un solo foco, con un único botón de avance en la parte inferior (fijo, siempre accesible). El recorrido consta de siete pasos:</w:t>
+        <w:t xml:space="preserve">El asistente conduce la intervención por pantallas de un solo foco, con un único botón de avance en la parte inferior (fijo, siempre accesible). El recorrido consta de seis pasos visibles (la meteorología se captura de forma automática en segundo plano y no se muestra como paso):</w:t>
       </w:r>
     </w:p>
     <w:p>
@@ -999,14 +1093,14 @@
     <w:p>
       <w:pPr>
         <w:pStyle w:val="ListParagraph"/>
-        <w:numPr>
-          <w:ilvl w:val="0"/>
-          <w:numId w:val="3"/>
-        </w:numPr>
-        <w:spacing w:after="60"/>
-      </w:pPr>
-      <w:r>
-        <w:t xml:space="preserve">Meteorología: captura del viento real por GPS con un toque. La actualización automática cada 15 minutos viene activada por defecto y, al obtener la meteo, el asistente avanza automáticamente al paso siguiente. Si no procede, el botón «Continuar sin meteo» permite seguir sin ella (se usan valores por defecto). Los datos capturados se vuelcan a la zonificación, la pluma y el análisis.</w:t>
+        <w:spacing w:after="60" w:before="20"/>
+        <w:ind w:left="360"/>
+      </w:pPr>
+      <w:r>
+        <w:rPr>
+          <w:i/>
+        </w:rPr>
+        <w:t xml:space="preserve">↳ Meteorología (automática, sin paso propio): al avanzar desde la configuración de detectores, la aplicación captura el viento real por GPS en segundo plano y programa el refresco automático cada 15 minutos. Los datos (viento, temperatura, humedad y lluvia) se muestran en el indicador superior del asistente y se vuelcan a la zonificación, la pluma y el análisis. La pantalla de Meteo del menú permite consultarlos y refrescarlos manualmente.</w:t>
       </w:r>
     </w:p>
     <w:p>
@@ -1019,7 +1113,7 @@
         <w:spacing w:after="60"/>
       </w:pPr>
       <w:r>
-        <w:t xml:space="preserve">Tipo de contenedor/depósito: selección del envase o forma de almacenamiento. El diagnóstico de detectabilidad (directa, por sensibilidad cruzada o imposible) se muestra arriba, en el indicador superior con código de color, y se predicen los subproductos de reacción según el contenedor (ver sección 4).</w:t>
+        <w:t xml:space="preserve">Tipo de contenedor/depósito: la aplicación ofrece únicamente los envases compatibles con la sustancia, según sus propiedades (presión de transporte, estado y familia química) y las incompatibilidades de material (criterios ADR y fichas de seguridad), y preselecciona el más adecuado, resaltado para no generar dudas al mando (por ejemplo, un gas licuado a presión solo admite recipientes a presión, nunca plástico ni cisternas sin presión). El diagnóstico de detectabilidad (directa, por sensibilidad cruzada o imposible) se muestra arriba, en el indicador superior con código de color, y se predicen los subproductos de reacción según el contenedor (ver sección 4).</w:t>
       </w:r>
     </w:p>
     <w:p>
@@ -1032,7 +1126,7 @@
         <w:spacing w:after="60"/>
       </w:pPr>
       <w:r>
-        <w:t xml:space="preserve">Equipos y lecturas: dividido en dos subpasos. En 5.1 se estima el derrame o la fuga y se introduce la distancia al foco; la concentración estimada aparece en el indicador superior y, al pulsar «Estimar por fuga/charco», el asistente salta automáticamente a 5.2 si hay detectores configurados o al paso 6 si no los hay (el botón muestra «Saltar sin estimar» mientras no se estime). En 5.2 se recogen las lecturas reales de cada celda; junto a cada una se muestra la lectura aproximada esperada —en verde la directa y en ámbar la de sensibilidad cruzada— y la concentración leída se refleja también en el indicador superior (ver sección 13).</w:t>
+        <w:t xml:space="preserve">Equipos y lecturas: dividido en dos subpasos. En 4.1 se estima el derrame o la fuga y se introduce la distancia al foco; la concentración estimada aparece en el indicador superior y, al pulsar «Estimar por fuga/charco», el asistente salta automáticamente a 4.2 si hay detectores configurados o al paso 5 si no los hay (el botón muestra «Saltar sin estimar» mientras no se estime). En 4.2 se recogen las lecturas reales de cada celda; junto a cada una se muestra la lectura aproximada esperada —en verde la directa y en ámbar la de sensibilidad cruzada— y la concentración leída se refleja también en el indicador superior (ver sección 13).</w:t>
       </w:r>
     </w:p>
     <w:p>
@@ -1066,7 +1160,7 @@
         <w:spacing w:after="120"/>
       </w:pPr>
       <w:r>
-        <w:t xml:space="preserve">Al finalizar los siete pasos, la aplicación muestra el resultado: un semáforo de nivel de riesgo. Un único botón «Continuar» da paso al menú de operación.</w:t>
+        <w:t xml:space="preserve">Al finalizar los seis pasos, la aplicación muestra el resultado: un semáforo de nivel de riesgo. Un único botón «Continuar» da paso al menú de operación.</w:t>
       </w:r>
     </w:p>
     <w:p>
@@ -3876,7 +3970,7 @@
         <w:spacing w:after="60"/>
       </w:pPr>
       <w:r>
-        <w:t xml:space="preserve">Asistente guiado «Nueva intervención» en siete pasos de un solo foco: sustancia (ONU), configuración de detectores, meteorología, riesgo y reacciones, equipos y lecturas (estimación + lecturas), sector y modelo de dispersión.</w:t>
+        <w:t xml:space="preserve">Asistente guiado «Nueva intervención» en seis pasos de un solo foco: sustancia (ONU), configuración de detectores, contenedor/depósito (con filtro de compatibilidad), equipos y lecturas (estimación opcional + lecturas), sector (opcional) y modelo de dispersión. La meteorología se obtiene automáticamente en segundo plano.</w:t>
       </w:r>
     </w:p>
     <w:p>
